--- a/client/public/Crystal_McDermott_Resume.docx
+++ b/client/public/Crystal_McDermott_Resume.docx
@@ -9,9 +9,9 @@
         <w:tblLook w:val="04A0" w:firstRow="1" w:lastRow="0" w:firstColumn="1" w:lastColumn="0" w:noHBand="0" w:noVBand="1"/>
       </w:tblPr>
       <w:tblGrid>
-        <w:gridCol w:w="7016"/>
-        <w:gridCol w:w="1773"/>
-        <w:gridCol w:w="2083"/>
+        <w:gridCol w:w="7128"/>
+        <w:gridCol w:w="1800"/>
+        <w:gridCol w:w="2088"/>
       </w:tblGrid>
       <w:tr>
         <w:trPr>
@@ -25,13 +25,12 @@
           </w:tcPr>
           <w:p>
             <w:pPr>
-              <w:spacing w:after="0" w:line="240" w:lineRule="auto"/>
               <w:rPr>
                 <w:rFonts w:ascii="Century Gothic" w:hAnsi="Century Gothic" w:cs="Lucida Sans Unicode"/>
                 <w:b/>
                 <w:bCs/>
-                <w:sz w:val="48"/>
-                <w:szCs w:val="48"/>
+                <w:sz w:val="52"/>
+                <w:szCs w:val="52"/>
               </w:rPr>
             </w:pPr>
             <w:r>
@@ -40,32 +39,10 @@
                 <w:b/>
                 <w:bCs/>
                 <w:smallCaps/>
-                <w:sz w:val="48"/>
-                <w:szCs w:val="48"/>
-              </w:rPr>
-              <w:t xml:space="preserve">CRYSTAL LEWIS </w:t>
-            </w:r>
-            <w:r>
-              <w:rPr>
-                <w:rFonts w:ascii="Century Gothic" w:hAnsi="Century Gothic" w:cs="Lucida Sans Unicode"/>
-                <w:b/>
-                <w:bCs/>
-                <w:smallCaps/>
-                <w:sz w:val="48"/>
-                <w:szCs w:val="48"/>
-              </w:rPr>
-              <w:t>M</w:t>
-            </w:r>
-            <w:r>
-              <w:rPr>
-                <w:rFonts w:ascii="Century Gothic" w:hAnsi="Century Gothic" w:cs="Lucida Sans Unicode"/>
-                <w:b/>
-                <w:bCs/>
-                <w:smallCaps/>
-                <w:sz w:val="48"/>
-                <w:szCs w:val="48"/>
-              </w:rPr>
-              <w:t>CDERMOTT</w:t>
+                <w:sz w:val="52"/>
+                <w:szCs w:val="52"/>
+              </w:rPr>
+              <w:t>CRYSTAL LEWIS MCDERMOTT</w:t>
             </w:r>
           </w:p>
         </w:tc>
@@ -78,7 +55,6 @@
           </w:tcPr>
           <w:p>
             <w:pPr>
-              <w:spacing w:after="0" w:line="240" w:lineRule="auto"/>
               <w:jc w:val="right"/>
               <w:rPr>
                 <w:caps/>
@@ -96,7 +72,6 @@
           </w:p>
           <w:p>
             <w:pPr>
-              <w:spacing w:after="0" w:line="240" w:lineRule="auto"/>
               <w:jc w:val="right"/>
               <w:rPr>
                 <w:caps/>
@@ -111,7 +86,6 @@
           </w:p>
           <w:p>
             <w:pPr>
-              <w:spacing w:after="0" w:line="240" w:lineRule="auto"/>
               <w:jc w:val="right"/>
               <w:rPr>
                 <w:caps/>
@@ -134,7 +108,6 @@
           </w:tcPr>
           <w:p>
             <w:pPr>
-              <w:spacing w:after="0" w:line="240" w:lineRule="auto"/>
               <w:rPr>
                 <w:sz w:val="16"/>
                 <w:szCs w:val="16"/>
@@ -143,7 +116,6 @@
           </w:p>
           <w:p>
             <w:pPr>
-              <w:spacing w:after="0" w:line="240" w:lineRule="auto"/>
               <w:rPr>
                 <w:rFonts w:asciiTheme="minorHAnsi" w:hAnsiTheme="minorHAnsi" w:cstheme="minorHAnsi"/>
                 <w:sz w:val="16"/>
@@ -154,10 +126,10 @@
               <w:rPr>
                 <w:rFonts w:asciiTheme="minorHAnsi" w:hAnsiTheme="minorHAnsi" w:cstheme="minorHAnsi"/>
                 <w:color w:val="000000" w:themeColor="text1"/>
-                <w:sz w:val="20"/>
-                <w:szCs w:val="20"/>
-              </w:rPr>
-              <w:t>Versatile and innovative Information Technology professional with over 25 years of experience integrating design thinking, information architecture, usability and discovery research, interaction design, digital analytics, and front-end development to deliver impactful digital experiences.</w:t>
+                <w:sz w:val="24"/>
+                <w:szCs w:val="24"/>
+              </w:rPr>
+              <w:t>User-centered design and research leader experienced in guiding strategy from discovery to delivery across enterprise and consumer products.</w:t>
             </w:r>
             <w:r>
               <w:rPr>
@@ -174,7 +146,6 @@
               <w:pBdr>
                 <w:bottom w:val="single" w:sz="4" w:space="1" w:color="808080"/>
               </w:pBdr>
-              <w:spacing w:after="0" w:line="240" w:lineRule="auto"/>
               <w:rPr>
                 <w:b/>
                 <w:bCs/>
@@ -194,17 +165,24 @@
           </w:p>
           <w:p>
             <w:pPr>
-              <w:spacing w:after="0" w:line="240" w:lineRule="auto"/>
+              <w:rPr>
+                <w:b/>
+                <w:bCs/>
+                <w:sz w:val="8"/>
+                <w:szCs w:val="8"/>
+              </w:rPr>
             </w:pPr>
-            <w:r>
+          </w:p>
+          <w:p>
+            <w:pPr>
+              <w:ind w:left="-15"/>
               <w:rPr>
                 <w:b/>
                 <w:bCs/>
                 <w:sz w:val="26"/>
                 <w:szCs w:val="26"/>
               </w:rPr>
-              <w:t>Vibe</w:t>
-            </w:r>
+            </w:pPr>
             <w:r>
               <w:rPr>
                 <w:b/>
@@ -212,7 +190,7 @@
                 <w:sz w:val="26"/>
                 <w:szCs w:val="26"/>
               </w:rPr>
-              <w:t xml:space="preserve"> Coder</w:t>
+              <w:t>Senior UX Designer &amp; Researcher</w:t>
             </w:r>
             <w:r>
               <w:rPr>
@@ -221,7 +199,7 @@
                 <w:sz w:val="26"/>
                 <w:szCs w:val="26"/>
               </w:rPr>
-              <w:t xml:space="preserve">   </w:t>
+              <w:t xml:space="preserve"> / Product Manager</w:t>
             </w:r>
             <w:r>
               <w:rPr>
@@ -230,7 +208,7 @@
                 <w:sz w:val="26"/>
                 <w:szCs w:val="26"/>
               </w:rPr>
-              <w:t xml:space="preserve">   </w:t>
+              <w:t xml:space="preserve"> </w:t>
             </w:r>
             <w:r>
               <w:rPr>
@@ -239,28 +217,10 @@
                 <w:sz w:val="26"/>
                 <w:szCs w:val="26"/>
               </w:rPr>
-              <w:t xml:space="preserve">                                                                                          </w:t>
-            </w:r>
-            <w:r>
-              <w:t>Dec</w:t>
-            </w:r>
-            <w:r>
-              <w:t xml:space="preserve"> 20</w:t>
-            </w:r>
-            <w:r>
-              <w:t>25</w:t>
-            </w:r>
-            <w:r>
-              <w:t xml:space="preserve"> –</w:t>
-            </w:r>
-            <w:r>
-              <w:t xml:space="preserve"> Present</w:t>
-            </w:r>
-          </w:p>
-          <w:p>
-            <w:pPr>
-              <w:spacing w:after="0" w:line="240" w:lineRule="auto"/>
-            </w:pPr>
+              <w:t>|AI-assisted delivery</w:t>
+            </w:r>
+          </w:p>
+          <w:p>
             <w:r>
               <w:rPr>
                 <w:b/>
@@ -276,79 +236,64 @@
               <w:t>,</w:t>
             </w:r>
             <w:r>
+              <w:t xml:space="preserve"> Bedford, Texas</w:t>
+            </w:r>
+          </w:p>
+          <w:p>
+            <w:pPr>
+              <w:rPr>
+                <w:rFonts w:asciiTheme="minorHAnsi" w:eastAsiaTheme="minorEastAsia" w:hAnsiTheme="minorHAnsi" w:cstheme="minorBidi"/>
+                <w:sz w:val="20"/>
+                <w:szCs w:val="20"/>
+              </w:rPr>
+            </w:pPr>
+            <w:r>
+              <w:rPr>
+                <w:rFonts w:asciiTheme="minorHAnsi" w:eastAsiaTheme="minorEastAsia" w:hAnsiTheme="minorHAnsi" w:cstheme="minorBidi"/>
+                <w:sz w:val="20"/>
+                <w:szCs w:val="20"/>
+              </w:rPr>
+              <w:t>Partner with clients on discovery through UI execution</w:t>
+            </w:r>
+            <w:r>
+              <w:rPr>
+                <w:rFonts w:asciiTheme="minorHAnsi" w:eastAsiaTheme="minorEastAsia" w:hAnsiTheme="minorHAnsi" w:cstheme="minorBidi"/>
+                <w:sz w:val="20"/>
+                <w:szCs w:val="20"/>
+              </w:rPr>
+              <w:t xml:space="preserve"> for client engagements</w:t>
+            </w:r>
+            <w:r>
+              <w:rPr>
+                <w:rFonts w:asciiTheme="minorHAnsi" w:eastAsiaTheme="minorEastAsia" w:hAnsiTheme="minorHAnsi" w:cstheme="minorBidi"/>
+                <w:sz w:val="20"/>
+                <w:szCs w:val="20"/>
+              </w:rPr>
+              <w:t>.</w:t>
+            </w:r>
+            <w:r>
+              <w:rPr>
+                <w:rFonts w:asciiTheme="minorHAnsi" w:eastAsiaTheme="minorEastAsia" w:hAnsiTheme="minorHAnsi" w:cstheme="minorBidi"/>
+                <w:sz w:val="20"/>
+                <w:szCs w:val="20"/>
+              </w:rPr>
               <w:t xml:space="preserve"> </w:t>
             </w:r>
             <w:r>
-              <w:t>Bedford</w:t>
-            </w:r>
-            <w:r>
-              <w:t>, Texas</w:t>
-            </w:r>
-          </w:p>
-          <w:p>
-            <w:pPr>
-              <w:spacing w:after="0" w:line="240" w:lineRule="auto"/>
               <w:rPr>
                 <w:rFonts w:asciiTheme="minorHAnsi" w:eastAsiaTheme="minorEastAsia" w:hAnsiTheme="minorHAnsi" w:cstheme="minorBidi"/>
                 <w:sz w:val="20"/>
                 <w:szCs w:val="20"/>
               </w:rPr>
-            </w:pPr>
+              <w:t>E</w:t>
+            </w:r>
             <w:r>
               <w:rPr>
                 <w:rFonts w:asciiTheme="minorHAnsi" w:eastAsiaTheme="minorEastAsia" w:hAnsiTheme="minorHAnsi" w:cstheme="minorBidi"/>
                 <w:sz w:val="20"/>
                 <w:szCs w:val="20"/>
               </w:rPr>
-              <w:t xml:space="preserve">Full stack </w:t>
-            </w:r>
-            <w:r>
-              <w:rPr>
-                <w:rFonts w:asciiTheme="minorHAnsi" w:eastAsiaTheme="minorEastAsia" w:hAnsiTheme="minorHAnsi" w:cstheme="minorBidi"/>
-                <w:sz w:val="20"/>
-                <w:szCs w:val="20"/>
-              </w:rPr>
-              <w:t xml:space="preserve">design and development of web applications </w:t>
-            </w:r>
-            <w:r>
-              <w:rPr>
-                <w:rFonts w:asciiTheme="minorHAnsi" w:eastAsiaTheme="minorEastAsia" w:hAnsiTheme="minorHAnsi" w:cstheme="minorBidi"/>
-                <w:sz w:val="20"/>
-                <w:szCs w:val="20"/>
-              </w:rPr>
-              <w:t>with</w:t>
-            </w:r>
-            <w:r>
-              <w:rPr>
-                <w:rFonts w:asciiTheme="minorHAnsi" w:eastAsiaTheme="minorEastAsia" w:hAnsiTheme="minorHAnsi" w:cstheme="minorBidi"/>
-                <w:sz w:val="20"/>
-                <w:szCs w:val="20"/>
-              </w:rPr>
-              <w:t xml:space="preserve"> </w:t>
-            </w:r>
-            <w:r>
-              <w:rPr>
-                <w:rFonts w:asciiTheme="minorHAnsi" w:eastAsiaTheme="minorEastAsia" w:hAnsiTheme="minorHAnsi" w:cstheme="minorBidi"/>
-                <w:sz w:val="20"/>
-                <w:szCs w:val="20"/>
-              </w:rPr>
-              <w:t>Replit</w:t>
-            </w:r>
-            <w:r>
-              <w:rPr>
-                <w:rFonts w:asciiTheme="minorHAnsi" w:eastAsiaTheme="minorEastAsia" w:hAnsiTheme="minorHAnsi" w:cstheme="minorBidi"/>
-                <w:sz w:val="20"/>
-                <w:szCs w:val="20"/>
-              </w:rPr>
-              <w:t xml:space="preserve"> using React and Tailwind CSS</w:t>
-            </w:r>
-            <w:r>
-              <w:rPr>
-                <w:rFonts w:asciiTheme="minorHAnsi" w:eastAsiaTheme="minorEastAsia" w:hAnsiTheme="minorHAnsi" w:cstheme="minorBidi"/>
-                <w:sz w:val="20"/>
-                <w:szCs w:val="20"/>
-              </w:rPr>
-              <w:t>.</w:t>
+              <w:t>xtend delivery through AI-assisted engineering (Cursor) to produce functional applications and high-fidelity builds in React, Tailwind CSS, and Node.js ecosystems.</w:t>
             </w:r>
             <w:r>
               <w:rPr>
@@ -375,6 +320,358 @@
                 <w:szCs w:val="20"/>
               </w:rPr>
               <w:t>:</w:t>
+            </w:r>
+          </w:p>
+          <w:p>
+            <w:pPr>
+              <w:pStyle w:val="ListParagraph"/>
+              <w:numPr>
+                <w:ilvl w:val="0"/>
+                <w:numId w:val="29"/>
+              </w:numPr>
+              <w:ind w:left="195" w:hanging="195"/>
+              <w:rPr>
+                <w:rFonts w:asciiTheme="minorHAnsi" w:eastAsiaTheme="minorEastAsia" w:hAnsiTheme="minorHAnsi" w:cstheme="minorBidi"/>
+                <w:sz w:val="20"/>
+                <w:szCs w:val="20"/>
+              </w:rPr>
+            </w:pPr>
+            <w:r>
+              <w:rPr>
+                <w:rFonts w:asciiTheme="minorHAnsi" w:eastAsiaTheme="minorEastAsia" w:hAnsiTheme="minorHAnsi" w:cstheme="minorBidi"/>
+                <w:b/>
+                <w:bCs/>
+                <w:sz w:val="20"/>
+                <w:szCs w:val="20"/>
+              </w:rPr>
+              <w:t xml:space="preserve">Project management </w:t>
+            </w:r>
+            <w:r>
+              <w:rPr>
+                <w:rFonts w:asciiTheme="minorHAnsi" w:eastAsiaTheme="minorEastAsia" w:hAnsiTheme="minorHAnsi" w:cstheme="minorBidi"/>
+                <w:b/>
+                <w:bCs/>
+                <w:sz w:val="20"/>
+                <w:szCs w:val="20"/>
+              </w:rPr>
+              <w:t>app</w:t>
+            </w:r>
+            <w:r>
+              <w:rPr>
+                <w:rFonts w:asciiTheme="minorHAnsi" w:eastAsiaTheme="minorEastAsia" w:hAnsiTheme="minorHAnsi" w:cstheme="minorBidi"/>
+                <w:sz w:val="20"/>
+                <w:szCs w:val="20"/>
+              </w:rPr>
+              <w:t xml:space="preserve">: Defined multi-role access, project lifecycle states, and task and review workflows for consulting delivery. Shipped a Next.js web application with </w:t>
+            </w:r>
+            <w:proofErr w:type="spellStart"/>
+            <w:r>
+              <w:rPr>
+                <w:rFonts w:asciiTheme="minorHAnsi" w:eastAsiaTheme="minorEastAsia" w:hAnsiTheme="minorHAnsi" w:cstheme="minorBidi"/>
+                <w:sz w:val="20"/>
+                <w:szCs w:val="20"/>
+              </w:rPr>
+              <w:t>Supabase</w:t>
+            </w:r>
+            <w:proofErr w:type="spellEnd"/>
+            <w:r>
+              <w:rPr>
+                <w:rFonts w:asciiTheme="minorHAnsi" w:eastAsiaTheme="minorEastAsia" w:hAnsiTheme="minorHAnsi" w:cstheme="minorBidi"/>
+                <w:sz w:val="20"/>
+                <w:szCs w:val="20"/>
+              </w:rPr>
+              <w:t xml:space="preserve"> (authentication and data), including task management, review and conflict routing, audit logging, and document export for reporting and stakeholder visibility.</w:t>
+            </w:r>
+          </w:p>
+          <w:p>
+            <w:pPr>
+              <w:pStyle w:val="ListParagraph"/>
+              <w:numPr>
+                <w:ilvl w:val="0"/>
+                <w:numId w:val="29"/>
+              </w:numPr>
+              <w:ind w:left="195" w:hanging="195"/>
+              <w:rPr>
+                <w:rFonts w:asciiTheme="minorHAnsi" w:eastAsiaTheme="minorEastAsia" w:hAnsiTheme="minorHAnsi" w:cstheme="minorBidi"/>
+                <w:sz w:val="20"/>
+                <w:szCs w:val="20"/>
+              </w:rPr>
+            </w:pPr>
+            <w:r>
+              <w:rPr>
+                <w:rFonts w:asciiTheme="minorHAnsi" w:eastAsiaTheme="minorEastAsia" w:hAnsiTheme="minorHAnsi" w:cstheme="minorBidi"/>
+                <w:b/>
+                <w:bCs/>
+                <w:sz w:val="20"/>
+                <w:szCs w:val="20"/>
+              </w:rPr>
+              <w:t xml:space="preserve">Gym scheduling </w:t>
+            </w:r>
+            <w:r>
+              <w:rPr>
+                <w:rFonts w:asciiTheme="minorHAnsi" w:eastAsiaTheme="minorEastAsia" w:hAnsiTheme="minorHAnsi" w:cstheme="minorBidi"/>
+                <w:b/>
+                <w:bCs/>
+                <w:sz w:val="20"/>
+                <w:szCs w:val="20"/>
+              </w:rPr>
+              <w:t>app</w:t>
+            </w:r>
+            <w:r>
+              <w:rPr>
+                <w:rFonts w:asciiTheme="minorHAnsi" w:eastAsiaTheme="minorEastAsia" w:hAnsiTheme="minorHAnsi" w:cstheme="minorBidi"/>
+                <w:sz w:val="20"/>
+                <w:szCs w:val="20"/>
+              </w:rPr>
+              <w:t xml:space="preserve"> (in development): Designed trainer and client experiences for availability, booking, session limits, and account administration to replace manual coordination. Developed a cross-platform client (React Native / Expo) with an Express API; implementation supported validated business rules and iterative refinement with stakeholders.</w:t>
+            </w:r>
+          </w:p>
+          <w:p>
+            <w:pPr>
+              <w:pStyle w:val="ListParagraph"/>
+              <w:numPr>
+                <w:ilvl w:val="0"/>
+                <w:numId w:val="29"/>
+              </w:numPr>
+              <w:ind w:left="195" w:hanging="195"/>
+              <w:rPr>
+                <w:rFonts w:eastAsia="Times New Roman"/>
+                <w:sz w:val="20"/>
+                <w:szCs w:val="20"/>
+              </w:rPr>
+            </w:pPr>
+            <w:r>
+              <w:rPr>
+                <w:rFonts w:asciiTheme="minorHAnsi" w:eastAsiaTheme="minorEastAsia" w:hAnsiTheme="minorHAnsi" w:cstheme="minorBidi"/>
+                <w:b/>
+                <w:bCs/>
+                <w:sz w:val="20"/>
+                <w:szCs w:val="20"/>
+              </w:rPr>
+              <w:t>Lindsey Kay Fitness website</w:t>
+            </w:r>
+            <w:r>
+              <w:rPr>
+                <w:rFonts w:asciiTheme="minorHAnsi" w:eastAsiaTheme="minorEastAsia" w:hAnsiTheme="minorHAnsi" w:cstheme="minorBidi"/>
+                <w:sz w:val="20"/>
+                <w:szCs w:val="20"/>
+              </w:rPr>
+              <w:t>: Delivered a responsive</w:t>
+            </w:r>
+            <w:r>
+              <w:rPr>
+                <w:rFonts w:asciiTheme="minorHAnsi" w:eastAsiaTheme="minorEastAsia" w:hAnsiTheme="minorHAnsi" w:cstheme="minorBidi"/>
+                <w:sz w:val="20"/>
+                <w:szCs w:val="20"/>
+              </w:rPr>
+              <w:t xml:space="preserve"> marketing</w:t>
+            </w:r>
+            <w:r>
+              <w:rPr>
+                <w:rFonts w:asciiTheme="minorHAnsi" w:eastAsiaTheme="minorEastAsia" w:hAnsiTheme="minorHAnsi" w:cstheme="minorBidi"/>
+                <w:sz w:val="20"/>
+                <w:szCs w:val="20"/>
+              </w:rPr>
+              <w:t xml:space="preserve"> site integrated with social and acquisition touchpoints; contributed to 100+ monthly views and approximately 10% growth in client inquiries post-launch</w:t>
+            </w:r>
+            <w:r>
+              <w:rPr>
+                <w:rFonts w:asciiTheme="minorHAnsi" w:eastAsiaTheme="minorEastAsia" w:hAnsiTheme="minorHAnsi" w:cstheme="minorBidi"/>
+                <w:sz w:val="20"/>
+                <w:szCs w:val="20"/>
+              </w:rPr>
+              <w:t>.</w:t>
+            </w:r>
+          </w:p>
+          <w:p>
+            <w:r>
+              <w:rPr>
+                <w:b/>
+                <w:bCs/>
+                <w:sz w:val="16"/>
+                <w:szCs w:val="16"/>
+              </w:rPr>
+              <w:br/>
+            </w:r>
+            <w:r>
+              <w:rPr>
+                <w:b/>
+                <w:bCs/>
+                <w:sz w:val="26"/>
+                <w:szCs w:val="26"/>
+              </w:rPr>
+              <w:t xml:space="preserve">Senior </w:t>
+            </w:r>
+            <w:r>
+              <w:rPr>
+                <w:b/>
+                <w:bCs/>
+                <w:sz w:val="26"/>
+                <w:szCs w:val="26"/>
+              </w:rPr>
+              <w:t>UX/</w:t>
+            </w:r>
+            <w:r>
+              <w:rPr>
+                <w:b/>
+                <w:bCs/>
+                <w:sz w:val="26"/>
+                <w:szCs w:val="26"/>
+              </w:rPr>
+              <w:t>Product Designer</w:t>
+            </w:r>
+            <w:r>
+              <w:rPr>
+                <w:b/>
+                <w:bCs/>
+                <w:sz w:val="26"/>
+                <w:szCs w:val="26"/>
+              </w:rPr>
+              <w:t xml:space="preserve">  </w:t>
+            </w:r>
+            <w:r>
+              <w:t xml:space="preserve">                                                 </w:t>
+            </w:r>
+            <w:r>
+              <w:t xml:space="preserve">                         Nov</w:t>
+            </w:r>
+            <w:r>
+              <w:t xml:space="preserve"> 2018 – </w:t>
+            </w:r>
+            <w:r>
+              <w:t>Jan</w:t>
+            </w:r>
+            <w:r>
+              <w:t xml:space="preserve"> 202</w:t>
+            </w:r>
+            <w:r>
+              <w:t>6</w:t>
+            </w:r>
+          </w:p>
+          <w:p>
+            <w:r>
+              <w:rPr>
+                <w:b/>
+                <w:bCs/>
+              </w:rPr>
+              <w:t>American Airlines</w:t>
+            </w:r>
+            <w:r>
+              <w:rPr>
+                <w:b/>
+                <w:bCs/>
+              </w:rPr>
+              <w:t>,</w:t>
+            </w:r>
+            <w:r>
+              <w:t xml:space="preserve"> </w:t>
+            </w:r>
+            <w:r>
+              <w:t>Fort Worth</w:t>
+            </w:r>
+            <w:r>
+              <w:t>, Texas</w:t>
+            </w:r>
+          </w:p>
+          <w:p>
+            <w:pPr>
+              <w:rPr>
+                <w:rFonts w:asciiTheme="minorHAnsi" w:eastAsiaTheme="minorEastAsia" w:hAnsiTheme="minorHAnsi" w:cstheme="minorBidi"/>
+                <w:b/>
+                <w:bCs/>
+                <w:sz w:val="20"/>
+                <w:szCs w:val="20"/>
+              </w:rPr>
+            </w:pPr>
+            <w:r>
+              <w:rPr>
+                <w:rFonts w:asciiTheme="minorHAnsi" w:eastAsiaTheme="minorEastAsia" w:hAnsiTheme="minorHAnsi" w:cstheme="minorBidi"/>
+                <w:sz w:val="20"/>
+                <w:szCs w:val="20"/>
+              </w:rPr>
+              <w:t>Senior Designer supporting the Shop/Buy/Ancillaries and Loyalty teams, leading end-to-end design initiatives from discovery through delivery. Facilitated design thinking workshops</w:t>
+            </w:r>
+            <w:r>
+              <w:rPr>
+                <w:rFonts w:asciiTheme="minorHAnsi" w:eastAsiaTheme="minorEastAsia" w:hAnsiTheme="minorHAnsi" w:cstheme="minorBidi"/>
+                <w:sz w:val="20"/>
+                <w:szCs w:val="20"/>
+              </w:rPr>
+              <w:t xml:space="preserve"> for problem framing</w:t>
+            </w:r>
+            <w:r>
+              <w:rPr>
+                <w:rFonts w:asciiTheme="minorHAnsi" w:eastAsiaTheme="minorEastAsia" w:hAnsiTheme="minorHAnsi" w:cstheme="minorBidi"/>
+                <w:sz w:val="20"/>
+                <w:szCs w:val="20"/>
+              </w:rPr>
+              <w:t>, conducted both moderated and unmoderated usability testing, and performed discovery research and requirements gathering to inform product strategy. Created</w:t>
+            </w:r>
+            <w:r>
+              <w:rPr>
+                <w:rFonts w:asciiTheme="minorHAnsi" w:eastAsiaTheme="minorEastAsia" w:hAnsiTheme="minorHAnsi" w:cstheme="minorBidi"/>
+                <w:sz w:val="20"/>
+                <w:szCs w:val="20"/>
+              </w:rPr>
+              <w:t xml:space="preserve"> task flows,</w:t>
+            </w:r>
+            <w:r>
+              <w:rPr>
+                <w:rFonts w:asciiTheme="minorHAnsi" w:eastAsiaTheme="minorEastAsia" w:hAnsiTheme="minorHAnsi" w:cstheme="minorBidi"/>
+                <w:sz w:val="20"/>
+                <w:szCs w:val="20"/>
+              </w:rPr>
+              <w:t xml:space="preserve"> low-fidelity wireframes, high-fidelity mockups</w:t>
+            </w:r>
+            <w:r>
+              <w:rPr>
+                <w:rFonts w:asciiTheme="minorHAnsi" w:eastAsiaTheme="minorEastAsia" w:hAnsiTheme="minorHAnsi" w:cstheme="minorBidi"/>
+                <w:sz w:val="20"/>
+                <w:szCs w:val="20"/>
+              </w:rPr>
+              <w:t>/</w:t>
+            </w:r>
+            <w:r>
+              <w:rPr>
+                <w:rFonts w:asciiTheme="minorHAnsi" w:eastAsiaTheme="minorEastAsia" w:hAnsiTheme="minorHAnsi" w:cstheme="minorBidi"/>
+                <w:sz w:val="20"/>
+                <w:szCs w:val="20"/>
+              </w:rPr>
+              <w:t xml:space="preserve">prototypes to </w:t>
+            </w:r>
+            <w:r>
+              <w:rPr>
+                <w:rFonts w:asciiTheme="minorHAnsi" w:eastAsiaTheme="minorEastAsia" w:hAnsiTheme="minorHAnsi" w:cstheme="minorBidi"/>
+                <w:sz w:val="20"/>
+                <w:szCs w:val="20"/>
+              </w:rPr>
+              <w:t>meet accessibility and design system alignment</w:t>
+            </w:r>
+            <w:r>
+              <w:rPr>
+                <w:rFonts w:asciiTheme="minorHAnsi" w:eastAsiaTheme="minorEastAsia" w:hAnsiTheme="minorHAnsi" w:cstheme="minorBidi"/>
+                <w:sz w:val="20"/>
+                <w:szCs w:val="20"/>
+              </w:rPr>
+              <w:t>. Mentored team members in design reviews and best practices for conducting high-quality user research.</w:t>
+            </w:r>
+            <w:r>
+              <w:rPr>
+                <w:rFonts w:asciiTheme="minorHAnsi" w:eastAsiaTheme="minorEastAsia" w:hAnsiTheme="minorHAnsi" w:cstheme="minorBidi"/>
+                <w:sz w:val="20"/>
+                <w:szCs w:val="20"/>
+              </w:rPr>
+              <w:br/>
+            </w:r>
+            <w:r>
+              <w:rPr>
+                <w:rFonts w:asciiTheme="minorHAnsi" w:eastAsiaTheme="minorEastAsia" w:hAnsiTheme="minorHAnsi" w:cstheme="minorBidi"/>
+                <w:b/>
+                <w:bCs/>
+                <w:sz w:val="20"/>
+                <w:szCs w:val="20"/>
+              </w:rPr>
+              <w:t>Key Achievements:</w:t>
             </w:r>
           </w:p>
           <w:p>
@@ -384,14 +681,21 @@
                 <w:ilvl w:val="0"/>
                 <w:numId w:val="27"/>
               </w:numPr>
-              <w:spacing w:after="0" w:line="240" w:lineRule="auto"/>
-              <w:ind w:left="345" w:hanging="180"/>
+              <w:ind w:left="180" w:hanging="180"/>
               <w:rPr>
                 <w:rFonts w:eastAsia="Times New Roman"/>
                 <w:sz w:val="20"/>
                 <w:szCs w:val="20"/>
               </w:rPr>
             </w:pPr>
+            <w:r>
+              <w:rPr>
+                <w:rFonts w:asciiTheme="minorHAnsi" w:eastAsiaTheme="minorEastAsia" w:hAnsiTheme="minorHAnsi" w:cstheme="minorBidi"/>
+                <w:sz w:val="20"/>
+                <w:szCs w:val="20"/>
+              </w:rPr>
+              <w:t xml:space="preserve">Instant Upsell: Partnered with the Ancillaries business team to design a post-purchase upsell experience that allowed customers to upgrade their cabin seats. The initiative generated </w:t>
+            </w:r>
             <w:r>
               <w:rPr>
                 <w:rFonts w:asciiTheme="minorHAnsi" w:eastAsiaTheme="minorEastAsia" w:hAnsiTheme="minorHAnsi" w:cstheme="minorBidi"/>
@@ -400,7 +704,7 @@
                 <w:sz w:val="20"/>
                 <w:szCs w:val="20"/>
               </w:rPr>
-              <w:t>Gym Schedule App</w:t>
+              <w:t>$3–4 million in additional revenue</w:t>
             </w:r>
             <w:r>
               <w:rPr>
@@ -408,15 +712,17 @@
                 <w:sz w:val="20"/>
                 <w:szCs w:val="20"/>
               </w:rPr>
-              <w:t xml:space="preserve">: </w:t>
+              <w:t xml:space="preserve"> for the airline. In a subsequent iteration, expanded the design to support </w:t>
             </w:r>
             <w:r>
               <w:rPr>
                 <w:rFonts w:asciiTheme="minorHAnsi" w:eastAsiaTheme="minorEastAsia" w:hAnsiTheme="minorHAnsi" w:cstheme="minorBidi"/>
-                <w:sz w:val="20"/>
-                <w:szCs w:val="20"/>
-              </w:rPr>
-              <w:t xml:space="preserve">Developing a full-stack scheduling platform that solves current manual scheduling inefficiencies for gym trainers, featuring real-time appointment management, client </w:t>
+                <w:b/>
+                <w:bCs/>
+                <w:sz w:val="20"/>
+                <w:szCs w:val="20"/>
+              </w:rPr>
+              <w:t>loyalty miles as a payment option</w:t>
             </w:r>
             <w:r>
               <w:rPr>
@@ -424,15 +730,25 @@
                 <w:sz w:val="20"/>
                 <w:szCs w:val="20"/>
               </w:rPr>
-              <w:t>update</w:t>
+              <w:t xml:space="preserve">, resulting in a </w:t>
             </w:r>
             <w:r>
               <w:rPr>
                 <w:rFonts w:asciiTheme="minorHAnsi" w:eastAsiaTheme="minorEastAsia" w:hAnsiTheme="minorHAnsi" w:cstheme="minorBidi"/>
-                <w:sz w:val="20"/>
-                <w:szCs w:val="20"/>
-              </w:rPr>
-              <w:t xml:space="preserve"> tools, and automated notifications.</w:t>
+                <w:b/>
+                <w:bCs/>
+                <w:sz w:val="20"/>
+                <w:szCs w:val="20"/>
+              </w:rPr>
+              <w:t>6-billion-mile increase in redemption activity</w:t>
+            </w:r>
+            <w:r>
+              <w:rPr>
+                <w:rFonts w:asciiTheme="minorHAnsi" w:eastAsiaTheme="minorEastAsia" w:hAnsiTheme="minorHAnsi" w:cstheme="minorBidi"/>
+                <w:sz w:val="20"/>
+                <w:szCs w:val="20"/>
+              </w:rPr>
+              <w:t>.</w:t>
             </w:r>
           </w:p>
           <w:p>
@@ -442,34 +758,13 @@
                 <w:ilvl w:val="0"/>
                 <w:numId w:val="27"/>
               </w:numPr>
-              <w:spacing w:after="0" w:line="240" w:lineRule="auto"/>
-              <w:ind w:left="360" w:hanging="180"/>
+              <w:ind w:left="180" w:hanging="180"/>
               <w:rPr>
                 <w:rFonts w:eastAsia="Times New Roman"/>
                 <w:sz w:val="20"/>
                 <w:szCs w:val="20"/>
               </w:rPr>
             </w:pPr>
-            <w:r>
-              <w:rPr>
-                <w:rFonts w:asciiTheme="minorHAnsi" w:eastAsiaTheme="minorEastAsia" w:hAnsiTheme="minorHAnsi" w:cstheme="minorBidi"/>
-                <w:b/>
-                <w:bCs/>
-                <w:sz w:val="20"/>
-                <w:szCs w:val="20"/>
-              </w:rPr>
-              <w:t>Lindsey Kay Fitness</w:t>
-            </w:r>
-            <w:r>
-              <w:rPr>
-                <w:rFonts w:asciiTheme="minorHAnsi" w:eastAsiaTheme="minorEastAsia" w:hAnsiTheme="minorHAnsi" w:cstheme="minorBidi"/>
-                <w:b/>
-                <w:bCs/>
-                <w:sz w:val="20"/>
-                <w:szCs w:val="20"/>
-              </w:rPr>
-              <w:t xml:space="preserve"> website</w:t>
-            </w:r>
             <w:r>
               <w:rPr>
                 <w:rStyle w:val="Strong"/>
@@ -478,171 +773,29 @@
                 <w:sz w:val="20"/>
                 <w:szCs w:val="20"/>
               </w:rPr>
-              <w:t>:</w:t>
-            </w:r>
-            <w:r>
-              <w:rPr>
-                <w:sz w:val="20"/>
-                <w:szCs w:val="20"/>
-              </w:rPr>
-              <w:t xml:space="preserve"> </w:t>
-            </w:r>
-            <w:r>
-              <w:rPr>
-                <w:sz w:val="20"/>
-                <w:szCs w:val="20"/>
-              </w:rPr>
-              <w:t xml:space="preserve">Built a responsive site with optimized </w:t>
-            </w:r>
-            <w:r>
-              <w:rPr>
-                <w:sz w:val="20"/>
-                <w:szCs w:val="20"/>
-              </w:rPr>
-              <w:t>social media marketing presence</w:t>
-            </w:r>
-            <w:r>
-              <w:rPr>
-                <w:sz w:val="20"/>
-                <w:szCs w:val="20"/>
-              </w:rPr>
-              <w:t xml:space="preserve">, generating </w:t>
-            </w:r>
-            <w:r>
-              <w:rPr>
-                <w:sz w:val="20"/>
-                <w:szCs w:val="20"/>
-              </w:rPr>
-              <w:t>1</w:t>
-            </w:r>
-            <w:r>
-              <w:rPr>
-                <w:sz w:val="20"/>
-                <w:szCs w:val="20"/>
-              </w:rPr>
-              <w:t>00+ monthly views and increasing client inquiry inquiries by</w:t>
-            </w:r>
-            <w:r>
-              <w:rPr>
-                <w:sz w:val="20"/>
-                <w:szCs w:val="20"/>
-              </w:rPr>
-              <w:t xml:space="preserve"> 10%.</w:t>
-            </w:r>
-          </w:p>
-          <w:p>
-            <w:pPr>
-              <w:pStyle w:val="ListParagraph"/>
-              <w:spacing w:after="0" w:line="240" w:lineRule="auto"/>
-              <w:ind w:left="180"/>
-              <w:rPr>
-                <w:rFonts w:eastAsia="Times New Roman"/>
-                <w:sz w:val="12"/>
-                <w:szCs w:val="12"/>
-              </w:rPr>
-            </w:pPr>
-          </w:p>
-          <w:p>
-            <w:pPr>
-              <w:spacing w:after="0" w:line="240" w:lineRule="auto"/>
-              <w:rPr>
-                <w:rFonts w:eastAsia="Times New Roman"/>
-                <w:sz w:val="20"/>
-                <w:szCs w:val="20"/>
-              </w:rPr>
-            </w:pPr>
-            <w:r>
-              <w:rPr>
-                <w:b/>
-                <w:bCs/>
-                <w:sz w:val="26"/>
-                <w:szCs w:val="26"/>
-              </w:rPr>
-              <w:t xml:space="preserve">Senior Product Designer   </w:t>
-            </w:r>
-            <w:r>
-              <w:t xml:space="preserve"> </w:t>
-            </w:r>
-            <w:r>
-              <w:t xml:space="preserve">                                                        </w:t>
-            </w:r>
-            <w:r>
-              <w:t xml:space="preserve">                    </w:t>
-            </w:r>
-            <w:r>
-              <w:t xml:space="preserve">Nov 2018 – </w:t>
-            </w:r>
-            <w:r>
-              <w:t>Nov</w:t>
-            </w:r>
-            <w:r>
-              <w:t xml:space="preserve"> 2025</w:t>
-            </w:r>
-          </w:p>
-          <w:p>
-            <w:pPr>
-              <w:spacing w:after="0" w:line="240" w:lineRule="auto"/>
-            </w:pPr>
-            <w:r>
-              <w:rPr>
-                <w:b/>
-                <w:bCs/>
-              </w:rPr>
-              <w:t>American Airlines</w:t>
-            </w:r>
-            <w:r>
-              <w:rPr>
-                <w:b/>
-                <w:bCs/>
-              </w:rPr>
-              <w:t>,</w:t>
-            </w:r>
-            <w:r>
-              <w:t xml:space="preserve"> </w:t>
-            </w:r>
-            <w:r>
-              <w:t>Fort Worth</w:t>
-            </w:r>
-            <w:r>
-              <w:t>, Texas</w:t>
-            </w:r>
-          </w:p>
-          <w:p>
-            <w:pPr>
-              <w:spacing w:after="0" w:line="240" w:lineRule="auto"/>
-              <w:rPr>
-                <w:rFonts w:asciiTheme="minorHAnsi" w:eastAsiaTheme="minorEastAsia" w:hAnsiTheme="minorHAnsi" w:cstheme="minorBidi"/>
-                <w:b/>
-                <w:bCs/>
-                <w:sz w:val="20"/>
-                <w:szCs w:val="20"/>
-              </w:rPr>
-            </w:pPr>
-            <w:r>
-              <w:rPr>
-                <w:rFonts w:asciiTheme="minorHAnsi" w:eastAsiaTheme="minorEastAsia" w:hAnsiTheme="minorHAnsi" w:cstheme="minorBidi"/>
-                <w:sz w:val="20"/>
-                <w:szCs w:val="20"/>
-              </w:rPr>
-              <w:t>Senior Designer supporting the Shop/Buy/Ancillaries and Loyalty teams, leading end-to-end design initiatives from discovery through delivery. Facilitated design thinking workshops, conducted both moderated and unmoderated usability testing, and performed discovery research and requirements gathering to inform product strategy. Created low-fidelity wireframes, high-fidelity mockups, and functional prototypes to guide development. Mentored team members in design reviews and best practices for conducting high-quality user research.</w:t>
-            </w:r>
-            <w:r>
-              <w:rPr>
-                <w:rFonts w:asciiTheme="minorHAnsi" w:eastAsiaTheme="minorEastAsia" w:hAnsiTheme="minorHAnsi" w:cstheme="minorBidi"/>
-                <w:sz w:val="20"/>
-                <w:szCs w:val="20"/>
-              </w:rPr>
-              <w:br/>
-            </w:r>
-            <w:r>
-              <w:rPr>
-                <w:rFonts w:asciiTheme="minorHAnsi" w:eastAsiaTheme="minorEastAsia" w:hAnsiTheme="minorHAnsi" w:cstheme="minorBidi"/>
-                <w:b/>
-                <w:bCs/>
-                <w:sz w:val="20"/>
-                <w:szCs w:val="20"/>
-              </w:rPr>
-              <w:t>Key Achievements:</w:t>
+              <w:t>Passenger Page:</w:t>
+            </w:r>
+            <w:r>
+              <w:rPr>
+                <w:sz w:val="20"/>
+                <w:szCs w:val="20"/>
+              </w:rPr>
+              <w:t xml:space="preserve"> Facilitated design thinking workshops and conducted research that identified opportunities to simplify the passenger information form and eliminate cognitive overload. Guided the end-to-end redesign, resulting in a </w:t>
+            </w:r>
+            <w:r>
+              <w:rPr>
+                <w:rStyle w:val="Strong"/>
+                <w:sz w:val="20"/>
+                <w:szCs w:val="20"/>
+              </w:rPr>
+              <w:t>reduction of form entry errors from approximately 5% to under 0.1%</w:t>
+            </w:r>
+            <w:r>
+              <w:rPr>
+                <w:sz w:val="20"/>
+                <w:szCs w:val="20"/>
+              </w:rPr>
+              <w:t>, dramatically improving accuracy and user satisfaction.</w:t>
             </w:r>
           </w:p>
           <w:p>
@@ -652,133 +805,6 @@
                 <w:ilvl w:val="0"/>
                 <w:numId w:val="27"/>
               </w:numPr>
-              <w:spacing w:after="0" w:line="240" w:lineRule="auto"/>
-              <w:ind w:left="180" w:hanging="180"/>
-              <w:rPr>
-                <w:rFonts w:eastAsia="Times New Roman"/>
-                <w:sz w:val="20"/>
-                <w:szCs w:val="20"/>
-              </w:rPr>
-            </w:pPr>
-            <w:r>
-              <w:rPr>
-                <w:rFonts w:asciiTheme="minorHAnsi" w:eastAsiaTheme="minorEastAsia" w:hAnsiTheme="minorHAnsi" w:cstheme="minorBidi"/>
-                <w:sz w:val="20"/>
-                <w:szCs w:val="20"/>
-              </w:rPr>
-              <w:t xml:space="preserve">Instant Upsell: Partnered with the Ancillaries business team to design a post-purchase upsell experience that allowed customers to upgrade their cabin seats. The initiative generated </w:t>
-            </w:r>
-            <w:r>
-              <w:rPr>
-                <w:rFonts w:asciiTheme="minorHAnsi" w:eastAsiaTheme="minorEastAsia" w:hAnsiTheme="minorHAnsi" w:cstheme="minorBidi"/>
-                <w:b/>
-                <w:bCs/>
-                <w:sz w:val="20"/>
-                <w:szCs w:val="20"/>
-              </w:rPr>
-              <w:t>$3–4 million in additional revenue</w:t>
-            </w:r>
-            <w:r>
-              <w:rPr>
-                <w:rFonts w:asciiTheme="minorHAnsi" w:eastAsiaTheme="minorEastAsia" w:hAnsiTheme="minorHAnsi" w:cstheme="minorBidi"/>
-                <w:sz w:val="20"/>
-                <w:szCs w:val="20"/>
-              </w:rPr>
-              <w:t xml:space="preserve"> for the airline. In a subsequent iteration, expanded the design to support </w:t>
-            </w:r>
-            <w:r>
-              <w:rPr>
-                <w:rFonts w:asciiTheme="minorHAnsi" w:eastAsiaTheme="minorEastAsia" w:hAnsiTheme="minorHAnsi" w:cstheme="minorBidi"/>
-                <w:b/>
-                <w:bCs/>
-                <w:sz w:val="20"/>
-                <w:szCs w:val="20"/>
-              </w:rPr>
-              <w:t>loyalty miles as a payment option</w:t>
-            </w:r>
-            <w:r>
-              <w:rPr>
-                <w:rFonts w:asciiTheme="minorHAnsi" w:eastAsiaTheme="minorEastAsia" w:hAnsiTheme="minorHAnsi" w:cstheme="minorBidi"/>
-                <w:sz w:val="20"/>
-                <w:szCs w:val="20"/>
-              </w:rPr>
-              <w:t xml:space="preserve">, resulting in a </w:t>
-            </w:r>
-            <w:r>
-              <w:rPr>
-                <w:rFonts w:asciiTheme="minorHAnsi" w:eastAsiaTheme="minorEastAsia" w:hAnsiTheme="minorHAnsi" w:cstheme="minorBidi"/>
-                <w:b/>
-                <w:bCs/>
-                <w:sz w:val="20"/>
-                <w:szCs w:val="20"/>
-              </w:rPr>
-              <w:t>6-billion-mile increase in redemption activity</w:t>
-            </w:r>
-            <w:r>
-              <w:rPr>
-                <w:rFonts w:asciiTheme="minorHAnsi" w:eastAsiaTheme="minorEastAsia" w:hAnsiTheme="minorHAnsi" w:cstheme="minorBidi"/>
-                <w:sz w:val="20"/>
-                <w:szCs w:val="20"/>
-              </w:rPr>
-              <w:t>.</w:t>
-            </w:r>
-          </w:p>
-          <w:p>
-            <w:pPr>
-              <w:pStyle w:val="ListParagraph"/>
-              <w:numPr>
-                <w:ilvl w:val="0"/>
-                <w:numId w:val="27"/>
-              </w:numPr>
-              <w:spacing w:after="0" w:line="240" w:lineRule="auto"/>
-              <w:ind w:left="180" w:hanging="180"/>
-              <w:rPr>
-                <w:rFonts w:eastAsia="Times New Roman"/>
-                <w:sz w:val="20"/>
-                <w:szCs w:val="20"/>
-              </w:rPr>
-            </w:pPr>
-            <w:r>
-              <w:rPr>
-                <w:rStyle w:val="Strong"/>
-                <w:b w:val="0"/>
-                <w:bCs w:val="0"/>
-                <w:sz w:val="20"/>
-                <w:szCs w:val="20"/>
-              </w:rPr>
-              <w:t>Passenger Page:</w:t>
-            </w:r>
-            <w:r>
-              <w:rPr>
-                <w:sz w:val="20"/>
-                <w:szCs w:val="20"/>
-              </w:rPr>
-              <w:t xml:space="preserve"> Facilitated design thinking workshops and conducted research that identified opportunities to simplify the passenger information form and eliminate cognitive overload. Guided the end-to-end redesign, resulting in a </w:t>
-            </w:r>
-            <w:r>
-              <w:rPr>
-                <w:rStyle w:val="Strong"/>
-                <w:sz w:val="20"/>
-                <w:szCs w:val="20"/>
-              </w:rPr>
-              <w:t>reduction of form entry errors from approximately 5% to under 0.1%</w:t>
-            </w:r>
-            <w:r>
-              <w:rPr>
-                <w:sz w:val="20"/>
-                <w:szCs w:val="20"/>
-              </w:rPr>
-              <w:t>, dramatically improving accuracy and user satisfaction.</w:t>
-            </w:r>
-          </w:p>
-          <w:p>
-            <w:pPr>
-              <w:pStyle w:val="ListParagraph"/>
-              <w:numPr>
-                <w:ilvl w:val="0"/>
-                <w:numId w:val="27"/>
-              </w:numPr>
-              <w:spacing w:after="0" w:line="240" w:lineRule="auto"/>
               <w:ind w:left="180" w:hanging="180"/>
               <w:rPr>
                 <w:rFonts w:eastAsia="Times New Roman"/>
@@ -823,19 +849,15 @@
           </w:p>
           <w:p>
             <w:pPr>
-              <w:spacing w:after="0" w:line="240" w:lineRule="auto"/>
               <w:rPr>
                 <w:b/>
                 <w:bCs/>
-                <w:sz w:val="12"/>
-                <w:szCs w:val="12"/>
+                <w:sz w:val="16"/>
+                <w:szCs w:val="16"/>
               </w:rPr>
             </w:pPr>
           </w:p>
           <w:p>
-            <w:pPr>
-              <w:spacing w:after="0" w:line="240" w:lineRule="auto"/>
-            </w:pPr>
             <w:r>
               <w:rPr>
                 <w:b/>
@@ -845,6 +867,7 @@
               </w:rPr>
               <w:t>Senior User Experience Architect (</w:t>
             </w:r>
+            <w:proofErr w:type="gramStart"/>
             <w:r>
               <w:rPr>
                 <w:b/>
@@ -861,8 +884,9 @@
                 <w:sz w:val="26"/>
                 <w:szCs w:val="26"/>
               </w:rPr>
-              <w:t xml:space="preserve">                  </w:t>
-            </w:r>
+              <w:t xml:space="preserve"> </w:t>
+            </w:r>
+            <w:proofErr w:type="gramEnd"/>
             <w:r>
               <w:rPr>
                 <w:b/>
@@ -870,26 +894,29 @@
                 <w:sz w:val="26"/>
                 <w:szCs w:val="26"/>
               </w:rPr>
-              <w:t xml:space="preserve">             </w:t>
-            </w:r>
-            <w:r>
-              <w:t xml:space="preserve">Mar 2018 – </w:t>
-            </w:r>
-            <w:r>
-              <w:t>Nov</w:t>
-            </w:r>
-            <w:r>
-              <w:t xml:space="preserve"> 2018</w:t>
-            </w:r>
-          </w:p>
-          <w:p>
-            <w:pPr>
-              <w:spacing w:after="0" w:line="240" w:lineRule="auto"/>
-            </w:pPr>
+              <w:t xml:space="preserve">                 </w:t>
+            </w:r>
             <w:r>
               <w:rPr>
                 <w:b/>
                 <w:bCs/>
+                <w:sz w:val="26"/>
+                <w:szCs w:val="26"/>
+              </w:rPr>
+              <w:t xml:space="preserve">                </w:t>
+            </w:r>
+            <w:r>
+              <w:t>Mar</w:t>
+            </w:r>
+            <w:r>
+              <w:t xml:space="preserve"> 2018 – Sep 2018</w:t>
+            </w:r>
+          </w:p>
+          <w:p>
+            <w:r>
+              <w:rPr>
+                <w:b/>
+                <w:bCs/>
               </w:rPr>
               <w:t>Publicis Hawkeye,</w:t>
             </w:r>
@@ -899,226 +926,20 @@
           </w:p>
           <w:p>
             <w:pPr>
-              <w:spacing w:after="0" w:line="240" w:lineRule="auto"/>
+              <w:rPr>
+                <w:rFonts w:asciiTheme="minorHAnsi" w:eastAsiaTheme="minorEastAsia" w:hAnsiTheme="minorHAnsi" w:cstheme="minorBidi"/>
+                <w:sz w:val="20"/>
+                <w:szCs w:val="20"/>
+              </w:rPr>
+            </w:pPr>
+            <w:r>
               <w:rPr>
                 <w:rFonts w:asciiTheme="minorHAnsi" w:eastAsiaTheme="minorEastAsia" w:hAnsiTheme="minorHAnsi" w:cstheme="minorBidi"/>
                 <w:color w:val="191919"/>
                 <w:sz w:val="20"/>
                 <w:szCs w:val="20"/>
               </w:rPr>
-            </w:pPr>
-            <w:r>
-              <w:rPr>
-                <w:rFonts w:asciiTheme="minorHAnsi" w:eastAsiaTheme="minorEastAsia" w:hAnsiTheme="minorHAnsi" w:cstheme="minorBidi"/>
-                <w:color w:val="191919"/>
-                <w:sz w:val="20"/>
-                <w:szCs w:val="20"/>
-              </w:rPr>
-              <w:t>Led user-centered design initiatives for clients including American Airlines, BASF, Fannie Mae, United Healthcare, and University of Cincinnati Health. Directed the Interactive team to align business and user goals, delivering optimized online experiences. Oversaw information architecture, usability, and quality from concept to launch, including requirements gathering, asset evaluation, site mapping, wireframing, and mentoring junior IAs.</w:t>
-            </w:r>
-          </w:p>
-          <w:p>
-            <w:pPr>
-              <w:spacing w:after="0" w:line="240" w:lineRule="auto"/>
-              <w:rPr>
-                <w:rFonts w:asciiTheme="minorHAnsi" w:eastAsiaTheme="minorEastAsia" w:hAnsiTheme="minorHAnsi" w:cstheme="minorBidi"/>
-                <w:color w:val="191919"/>
-                <w:sz w:val="12"/>
-                <w:szCs w:val="12"/>
-              </w:rPr>
-            </w:pPr>
-          </w:p>
-          <w:p>
-            <w:pPr>
-              <w:spacing w:after="0" w:line="240" w:lineRule="auto"/>
-              <w:rPr>
-                <w:rFonts w:asciiTheme="minorHAnsi" w:eastAsiaTheme="minorEastAsia" w:hAnsiTheme="minorHAnsi" w:cstheme="minorBidi"/>
-                <w:b/>
-                <w:bCs/>
-              </w:rPr>
-            </w:pPr>
-            <w:r>
-              <w:rPr>
-                <w:b/>
-                <w:bCs/>
-              </w:rPr>
-              <w:t>See full job history</w:t>
-            </w:r>
-            <w:r>
-              <w:rPr>
-                <w:b/>
-                <w:bCs/>
-              </w:rPr>
-              <w:t xml:space="preserve">: </w:t>
-            </w:r>
-            <w:hyperlink r:id="rId7" w:history="1">
-              <w:r>
-                <w:rPr>
-                  <w:rStyle w:val="Hyperlink"/>
-                  <w:b/>
-                  <w:bCs/>
-                </w:rPr>
-                <w:t>LinkedIn</w:t>
-              </w:r>
-            </w:hyperlink>
-          </w:p>
-          <w:p>
-            <w:pPr>
-              <w:spacing w:after="0" w:line="240" w:lineRule="auto"/>
-              <w:rPr>
-                <w:b/>
-                <w:bCs/>
-                <w:sz w:val="12"/>
-                <w:szCs w:val="12"/>
-              </w:rPr>
-            </w:pPr>
-          </w:p>
-          <w:p>
-            <w:pPr>
-              <w:pBdr>
-                <w:bottom w:val="single" w:sz="4" w:space="1" w:color="808080"/>
-              </w:pBdr>
-              <w:spacing w:after="0" w:line="240" w:lineRule="auto"/>
-              <w:rPr>
-                <w:b/>
-                <w:bCs/>
-                <w:sz w:val="28"/>
-                <w:szCs w:val="28"/>
-              </w:rPr>
-            </w:pPr>
-            <w:r>
-              <w:rPr>
-                <w:b/>
-                <w:bCs/>
-                <w:sz w:val="28"/>
-                <w:szCs w:val="28"/>
-              </w:rPr>
-              <w:t>PROFESSIONAL TRAINING</w:t>
-            </w:r>
-          </w:p>
-          <w:p>
-            <w:pPr>
-              <w:spacing w:after="0" w:line="240" w:lineRule="auto"/>
-              <w:rPr>
-                <w:rFonts w:cs="Arial"/>
-                <w:color w:val="000000" w:themeColor="text1"/>
-              </w:rPr>
-            </w:pPr>
-            <w:hyperlink r:id="rId8" w:history="1">
-              <w:r>
-                <w:rPr>
-                  <w:rStyle w:val="Hyperlink"/>
-                  <w:rFonts w:cs="Arial"/>
-                </w:rPr>
-                <w:t>Continuous Product Design Certified</w:t>
-              </w:r>
-            </w:hyperlink>
-            <w:r>
-              <w:rPr>
-                <w:rFonts w:cs="Arial"/>
-                <w:color w:val="000000" w:themeColor="text1"/>
-              </w:rPr>
-              <w:t>, Quantum Metric</w:t>
-            </w:r>
-          </w:p>
-          <w:p>
-            <w:pPr>
-              <w:spacing w:after="0" w:line="240" w:lineRule="auto"/>
-              <w:rPr>
-                <w:rFonts w:cs="Arial"/>
-                <w:color w:val="000000"/>
-              </w:rPr>
-            </w:pPr>
-            <w:hyperlink r:id="rId9" w:history="1">
-              <w:r>
-                <w:rPr>
-                  <w:rStyle w:val="Hyperlink"/>
-                  <w:rFonts w:cs="Arial"/>
-                </w:rPr>
-                <w:t>Certified Facilitator for Human-Centered Design</w:t>
-              </w:r>
-            </w:hyperlink>
-            <w:r>
-              <w:rPr>
-                <w:rFonts w:cs="Arial"/>
-                <w:color w:val="000000"/>
-              </w:rPr>
-              <w:t xml:space="preserve"> and </w:t>
-            </w:r>
-            <w:hyperlink r:id="rId10" w:history="1">
-              <w:r>
-                <w:rPr>
-                  <w:rStyle w:val="Hyperlink"/>
-                  <w:rFonts w:cs="Arial"/>
-                </w:rPr>
-                <w:t>Practicioner Certified</w:t>
-              </w:r>
-            </w:hyperlink>
-            <w:r>
-              <w:rPr>
-                <w:rFonts w:cs="Arial"/>
-                <w:color w:val="000000"/>
-              </w:rPr>
-              <w:t>, LUMA</w:t>
-            </w:r>
-          </w:p>
-          <w:p>
-            <w:pPr>
-              <w:spacing w:after="0" w:line="240" w:lineRule="auto"/>
-              <w:rPr>
-                <w:rFonts w:cs="Arial"/>
-                <w:color w:val="000000"/>
-              </w:rPr>
-            </w:pPr>
-            <w:hyperlink r:id="rId11" w:anchor="!/courses/design-kit-2019-3/statements/1939553" w:history="1">
-              <w:r>
-                <w:rPr>
-                  <w:rStyle w:val="Hyperlink"/>
-                  <w:rFonts w:cs="Arial"/>
-                </w:rPr>
-                <w:t>Design Kit: The Course for Human-Centered Design</w:t>
-              </w:r>
-            </w:hyperlink>
-            <w:r>
-              <w:rPr>
-                <w:rFonts w:cs="Arial"/>
-                <w:color w:val="000000"/>
-              </w:rPr>
-              <w:t>, IDEO.org</w:t>
-            </w:r>
-          </w:p>
-          <w:p>
-            <w:pPr>
-              <w:spacing w:after="0" w:line="240" w:lineRule="auto"/>
-              <w:rPr>
-                <w:rFonts w:cs="Arial"/>
-                <w:color w:val="000000"/>
-                <w:sz w:val="16"/>
-                <w:szCs w:val="16"/>
-              </w:rPr>
-            </w:pPr>
-            <w:hyperlink r:id="rId12" w:history="1">
-              <w:r>
-                <w:rPr>
-                  <w:rStyle w:val="Hyperlink"/>
-                  <w:rFonts w:cs="Arial"/>
-                </w:rPr>
-                <w:t>Enterprise Design Thinking Practitioner</w:t>
-              </w:r>
-            </w:hyperlink>
-            <w:r>
-              <w:rPr>
-                <w:rFonts w:cs="Arial"/>
-                <w:color w:val="000000"/>
-              </w:rPr>
-              <w:t>, IBM</w:t>
-            </w:r>
-            <w:r>
-              <w:rPr>
-                <w:rFonts w:cs="Arial"/>
-                <w:color w:val="000000"/>
-              </w:rPr>
-              <w:br/>
+              <w:t>Senior architect lead for clients including American Airlines, BASF, Fannie Mae, United Healthcare, and University of Cincinnati Health. Guided the Interactive team through user-centered design, aligning business and user goals to create optimal online experiences. Oversaw information architecture, usability, and quality control from concept through execution, including requirements gathering, asset evaluation, site mapping, wireframing, and mentoring junior IAs.</w:t>
             </w:r>
           </w:p>
         </w:tc>
@@ -1129,7 +950,6 @@
           </w:tcPr>
           <w:p>
             <w:pPr>
-              <w:spacing w:after="0" w:line="240" w:lineRule="auto"/>
               <w:jc w:val="right"/>
               <w:rPr>
                 <w:b/>
@@ -1143,7 +963,6 @@
               <w:autoSpaceDE w:val="0"/>
               <w:autoSpaceDN w:val="0"/>
               <w:adjustRightInd w:val="0"/>
-              <w:spacing w:after="0" w:line="240" w:lineRule="auto"/>
               <w:jc w:val="right"/>
               <w:rPr>
                 <w:rFonts w:asciiTheme="minorHAnsi" w:hAnsiTheme="minorHAnsi" w:cs="GillSans-Bold"/>
@@ -1169,7 +988,6 @@
               <w:autoSpaceDE w:val="0"/>
               <w:autoSpaceDN w:val="0"/>
               <w:adjustRightInd w:val="0"/>
-              <w:spacing w:after="0" w:line="240" w:lineRule="auto"/>
               <w:jc w:val="right"/>
               <w:rPr>
                 <w:rFonts w:asciiTheme="minorHAnsi" w:hAnsiTheme="minorHAnsi" w:cs="GillSans-Light"/>
@@ -1191,7 +1009,6 @@
               <w:autoSpaceDE w:val="0"/>
               <w:autoSpaceDN w:val="0"/>
               <w:adjustRightInd w:val="0"/>
-              <w:spacing w:after="0" w:line="240" w:lineRule="auto"/>
               <w:jc w:val="right"/>
               <w:rPr>
                 <w:rFonts w:asciiTheme="minorHAnsi" w:hAnsiTheme="minorHAnsi" w:cs="GillSans-Light"/>
@@ -1213,7 +1030,6 @@
               <w:autoSpaceDE w:val="0"/>
               <w:autoSpaceDN w:val="0"/>
               <w:adjustRightInd w:val="0"/>
-              <w:spacing w:after="0" w:line="240" w:lineRule="auto"/>
               <w:jc w:val="right"/>
               <w:rPr>
                 <w:rFonts w:asciiTheme="minorHAnsi" w:hAnsiTheme="minorHAnsi" w:cs="GillSans-Light"/>
@@ -1235,7 +1051,6 @@
               <w:autoSpaceDE w:val="0"/>
               <w:autoSpaceDN w:val="0"/>
               <w:adjustRightInd w:val="0"/>
-              <w:spacing w:after="0" w:line="240" w:lineRule="auto"/>
               <w:jc w:val="right"/>
               <w:rPr>
                 <w:rFonts w:asciiTheme="minorHAnsi" w:hAnsiTheme="minorHAnsi" w:cs="GillSans-Light"/>
@@ -1257,7 +1072,6 @@
               <w:autoSpaceDE w:val="0"/>
               <w:autoSpaceDN w:val="0"/>
               <w:adjustRightInd w:val="0"/>
-              <w:spacing w:after="0" w:line="240" w:lineRule="auto"/>
               <w:jc w:val="right"/>
               <w:rPr>
                 <w:rFonts w:asciiTheme="minorHAnsi" w:hAnsiTheme="minorHAnsi" w:cs="GillSans-Light"/>
@@ -1295,7 +1109,6 @@
               <w:autoSpaceDE w:val="0"/>
               <w:autoSpaceDN w:val="0"/>
               <w:adjustRightInd w:val="0"/>
-              <w:spacing w:after="0" w:line="240" w:lineRule="auto"/>
               <w:jc w:val="right"/>
               <w:rPr>
                 <w:rFonts w:asciiTheme="minorHAnsi" w:hAnsiTheme="minorHAnsi" w:cs="GillSans-Light"/>
@@ -1317,7 +1130,6 @@
               <w:autoSpaceDE w:val="0"/>
               <w:autoSpaceDN w:val="0"/>
               <w:adjustRightInd w:val="0"/>
-              <w:spacing w:after="0" w:line="240" w:lineRule="auto"/>
               <w:jc w:val="right"/>
               <w:rPr>
                 <w:rFonts w:asciiTheme="minorHAnsi" w:hAnsiTheme="minorHAnsi" w:cs="GillSans-Light"/>
@@ -1331,7 +1143,6 @@
               <w:autoSpaceDE w:val="0"/>
               <w:autoSpaceDN w:val="0"/>
               <w:adjustRightInd w:val="0"/>
-              <w:spacing w:after="0" w:line="240" w:lineRule="auto"/>
               <w:jc w:val="right"/>
               <w:rPr>
                 <w:rFonts w:asciiTheme="minorHAnsi" w:hAnsiTheme="minorHAnsi" w:cs="GillSans-Bold"/>
@@ -1357,7 +1168,6 @@
               <w:autoSpaceDE w:val="0"/>
               <w:autoSpaceDN w:val="0"/>
               <w:adjustRightInd w:val="0"/>
-              <w:spacing w:after="0" w:line="240" w:lineRule="auto"/>
               <w:jc w:val="right"/>
               <w:rPr>
                 <w:rFonts w:asciiTheme="minorHAnsi" w:hAnsiTheme="minorHAnsi" w:cs="GillSans-Light"/>
@@ -1395,7 +1205,6 @@
               <w:autoSpaceDE w:val="0"/>
               <w:autoSpaceDN w:val="0"/>
               <w:adjustRightInd w:val="0"/>
-              <w:spacing w:after="0" w:line="240" w:lineRule="auto"/>
               <w:jc w:val="right"/>
               <w:rPr>
                 <w:rFonts w:asciiTheme="minorHAnsi" w:hAnsiTheme="minorHAnsi" w:cs="GillSans-Light"/>
@@ -1417,7 +1226,6 @@
               <w:autoSpaceDE w:val="0"/>
               <w:autoSpaceDN w:val="0"/>
               <w:adjustRightInd w:val="0"/>
-              <w:spacing w:after="0" w:line="240" w:lineRule="auto"/>
               <w:jc w:val="right"/>
               <w:rPr>
                 <w:rFonts w:asciiTheme="minorHAnsi" w:hAnsiTheme="minorHAnsi" w:cs="GillSans-Light"/>
@@ -1436,7 +1244,6 @@
           </w:p>
           <w:p>
             <w:pPr>
-              <w:spacing w:after="0" w:line="240" w:lineRule="auto"/>
               <w:jc w:val="right"/>
               <w:rPr>
                 <w:rFonts w:asciiTheme="minorHAnsi" w:hAnsiTheme="minorHAnsi" w:cs="GillSans-Light"/>
@@ -1458,7 +1265,6 @@
               <w:autoSpaceDE w:val="0"/>
               <w:autoSpaceDN w:val="0"/>
               <w:adjustRightInd w:val="0"/>
-              <w:spacing w:after="0" w:line="240" w:lineRule="auto"/>
               <w:jc w:val="right"/>
               <w:rPr>
                 <w:rFonts w:asciiTheme="minorHAnsi" w:hAnsiTheme="minorHAnsi" w:cs="GillSans-Light"/>
@@ -1477,7 +1283,6 @@
           </w:p>
           <w:p>
             <w:pPr>
-              <w:spacing w:after="0" w:line="240" w:lineRule="auto"/>
               <w:jc w:val="right"/>
               <w:rPr>
                 <w:sz w:val="20"/>
@@ -1487,7 +1292,6 @@
           </w:p>
           <w:p>
             <w:pPr>
-              <w:spacing w:after="0" w:line="240" w:lineRule="auto"/>
               <w:jc w:val="right"/>
               <w:rPr>
                 <w:b/>
@@ -1508,7 +1312,6 @@
           </w:p>
           <w:p>
             <w:pPr>
-              <w:spacing w:after="0" w:line="240" w:lineRule="auto"/>
               <w:jc w:val="right"/>
               <w:rPr>
                 <w:rFonts w:cs="Arial"/>
@@ -1524,17 +1327,19 @@
                 <w:sz w:val="20"/>
                 <w:szCs w:val="20"/>
               </w:rPr>
-              <w:t>Figma</w:t>
-            </w:r>
-            <w:r>
+              <w:t>Cursor/Claude</w:t>
+            </w:r>
+          </w:p>
+          <w:p>
+            <w:pPr>
+              <w:jc w:val="right"/>
               <w:rPr>
                 <w:rFonts w:cs="Arial"/>
                 <w:color w:val="000000" w:themeColor="text1"/>
                 <w:sz w:val="20"/>
                 <w:szCs w:val="20"/>
               </w:rPr>
-              <w:br/>
-            </w:r>
+            </w:pPr>
             <w:r>
               <w:rPr>
                 <w:rFonts w:cs="Arial"/>
@@ -1542,20 +1347,17 @@
                 <w:sz w:val="20"/>
                 <w:szCs w:val="20"/>
               </w:rPr>
-              <w:t>Axure</w:t>
-            </w:r>
-          </w:p>
-          <w:p>
-            <w:pPr>
-              <w:spacing w:after="0" w:line="240" w:lineRule="auto"/>
-              <w:jc w:val="right"/>
+              <w:t>Figma</w:t>
+            </w:r>
+            <w:r>
               <w:rPr>
                 <w:rFonts w:cs="Arial"/>
                 <w:color w:val="000000" w:themeColor="text1"/>
                 <w:sz w:val="20"/>
                 <w:szCs w:val="20"/>
               </w:rPr>
-            </w:pPr>
+              <w:br/>
+            </w:r>
             <w:r>
               <w:rPr>
                 <w:rFonts w:cs="Arial"/>
@@ -1563,12 +1365,11 @@
                 <w:sz w:val="20"/>
                 <w:szCs w:val="20"/>
               </w:rPr>
-              <w:t>Sketch/Invision</w:t>
+              <w:t>Axure</w:t>
             </w:r>
           </w:p>
           <w:p>
             <w:pPr>
-              <w:spacing w:after="0" w:line="240" w:lineRule="auto"/>
               <w:jc w:val="right"/>
               <w:rPr>
                 <w:rFonts w:cs="Arial"/>
@@ -1584,12 +1385,11 @@
                 <w:sz w:val="20"/>
                 <w:szCs w:val="20"/>
               </w:rPr>
-              <w:t>PhotoShop</w:t>
+              <w:t>Sketch/Invision</w:t>
             </w:r>
           </w:p>
           <w:p>
             <w:pPr>
-              <w:spacing w:after="0" w:line="240" w:lineRule="auto"/>
               <w:jc w:val="right"/>
               <w:rPr>
                 <w:rFonts w:cs="Arial"/>
@@ -1598,6 +1398,7 @@
                 <w:szCs w:val="20"/>
               </w:rPr>
             </w:pPr>
+            <w:proofErr w:type="spellStart"/>
             <w:r>
               <w:rPr>
                 <w:rFonts w:cs="Arial"/>
@@ -1605,12 +1406,12 @@
                 <w:sz w:val="20"/>
                 <w:szCs w:val="20"/>
               </w:rPr>
-              <w:t>Quantum Metric</w:t>
-            </w:r>
+              <w:t>PhotoShop</w:t>
+            </w:r>
+            <w:proofErr w:type="spellEnd"/>
           </w:p>
           <w:p>
             <w:pPr>
-              <w:spacing w:after="0" w:line="240" w:lineRule="auto"/>
               <w:jc w:val="right"/>
               <w:rPr>
                 <w:rFonts w:cs="Arial"/>
@@ -1626,12 +1427,11 @@
                 <w:sz w:val="20"/>
                 <w:szCs w:val="20"/>
               </w:rPr>
-              <w:t>LUMA</w:t>
+              <w:t>Quantum Metric</w:t>
             </w:r>
           </w:p>
           <w:p>
             <w:pPr>
-              <w:spacing w:after="0" w:line="240" w:lineRule="auto"/>
               <w:jc w:val="right"/>
               <w:rPr>
                 <w:rFonts w:cs="Arial"/>
@@ -1647,12 +1447,11 @@
                 <w:sz w:val="20"/>
                 <w:szCs w:val="20"/>
               </w:rPr>
-              <w:t>MS Office</w:t>
+              <w:t>LUMA</w:t>
             </w:r>
           </w:p>
           <w:p>
             <w:pPr>
-              <w:spacing w:after="0" w:line="240" w:lineRule="auto"/>
               <w:jc w:val="right"/>
               <w:rPr>
                 <w:rFonts w:cs="Arial"/>
@@ -1668,12 +1467,31 @@
                 <w:sz w:val="20"/>
                 <w:szCs w:val="20"/>
               </w:rPr>
+              <w:t>MS Office</w:t>
+            </w:r>
+          </w:p>
+          <w:p>
+            <w:pPr>
+              <w:jc w:val="right"/>
+              <w:rPr>
+                <w:rFonts w:cs="Arial"/>
+                <w:color w:val="000000" w:themeColor="text1"/>
+                <w:sz w:val="20"/>
+                <w:szCs w:val="20"/>
+              </w:rPr>
+            </w:pPr>
+            <w:r>
+              <w:rPr>
+                <w:rFonts w:cs="Arial"/>
+                <w:color w:val="000000" w:themeColor="text1"/>
+                <w:sz w:val="20"/>
+                <w:szCs w:val="20"/>
+              </w:rPr>
               <w:t>SharePoint</w:t>
             </w:r>
           </w:p>
           <w:p>
             <w:pPr>
-              <w:spacing w:after="0" w:line="240" w:lineRule="auto"/>
               <w:jc w:val="right"/>
               <w:rPr>
                 <w:sz w:val="20"/>
@@ -1683,7 +1501,6 @@
           </w:p>
           <w:p>
             <w:pPr>
-              <w:spacing w:after="0" w:line="240" w:lineRule="auto"/>
               <w:jc w:val="right"/>
               <w:rPr>
                 <w:b/>
@@ -1704,7 +1521,6 @@
           </w:p>
           <w:p>
             <w:pPr>
-              <w:spacing w:after="0" w:line="240" w:lineRule="auto"/>
               <w:jc w:val="right"/>
               <w:rPr>
                 <w:sz w:val="20"/>
@@ -1721,7 +1537,6 @@
           </w:p>
           <w:p>
             <w:pPr>
-              <w:spacing w:after="0" w:line="240" w:lineRule="auto"/>
               <w:jc w:val="right"/>
               <w:rPr>
                 <w:sz w:val="20"/>
@@ -1738,7 +1553,6 @@
           </w:p>
           <w:p>
             <w:pPr>
-              <w:spacing w:after="0" w:line="240" w:lineRule="auto"/>
               <w:jc w:val="right"/>
               <w:rPr>
                 <w:sz w:val="20"/>
@@ -1755,7 +1569,6 @@
           </w:p>
           <w:p>
             <w:pPr>
-              <w:spacing w:after="0" w:line="240" w:lineRule="auto"/>
               <w:jc w:val="right"/>
               <w:rPr>
                 <w:sz w:val="20"/>
@@ -1772,7 +1585,6 @@
           </w:p>
           <w:p>
             <w:pPr>
-              <w:spacing w:after="0" w:line="240" w:lineRule="auto"/>
               <w:jc w:val="right"/>
               <w:rPr>
                 <w:sz w:val="20"/>
@@ -1789,7 +1601,6 @@
           </w:p>
           <w:p>
             <w:pPr>
-              <w:spacing w:after="0" w:line="240" w:lineRule="auto"/>
               <w:jc w:val="right"/>
               <w:rPr>
                 <w:sz w:val="20"/>
@@ -1799,7 +1610,6 @@
           </w:p>
           <w:p>
             <w:pPr>
-              <w:spacing w:after="0" w:line="240" w:lineRule="auto"/>
               <w:jc w:val="right"/>
               <w:rPr>
                 <w:sz w:val="20"/>
@@ -1816,7 +1626,6 @@
           </w:p>
           <w:p>
             <w:pPr>
-              <w:spacing w:after="0" w:line="240" w:lineRule="auto"/>
               <w:jc w:val="right"/>
               <w:rPr>
                 <w:sz w:val="20"/>
@@ -1833,7 +1642,6 @@
           </w:p>
           <w:p>
             <w:pPr>
-              <w:spacing w:after="0" w:line="240" w:lineRule="auto"/>
               <w:jc w:val="right"/>
               <w:rPr>
                 <w:sz w:val="20"/>
@@ -1843,7 +1651,6 @@
           </w:p>
           <w:p>
             <w:pPr>
-              <w:spacing w:after="0" w:line="240" w:lineRule="auto"/>
               <w:jc w:val="right"/>
               <w:rPr>
                 <w:sz w:val="20"/>
@@ -1853,73 +1660,15 @@
           </w:p>
           <w:p>
             <w:pPr>
-              <w:spacing w:after="0" w:line="240" w:lineRule="auto"/>
               <w:jc w:val="right"/>
               <w:rPr>
-                <w:b/>
-                <w:bCs/>
                 <w:sz w:val="20"/>
                 <w:szCs w:val="20"/>
               </w:rPr>
             </w:pPr>
-            <w:r>
-              <w:rPr>
-                <w:b/>
-                <w:bCs/>
-                <w:sz w:val="20"/>
-                <w:szCs w:val="20"/>
-              </w:rPr>
-              <w:t>Education</w:t>
-            </w:r>
           </w:p>
           <w:p>
             <w:pPr>
-              <w:spacing w:after="0" w:line="240" w:lineRule="auto"/>
-              <w:jc w:val="right"/>
-              <w:rPr>
-                <w:sz w:val="20"/>
-                <w:szCs w:val="20"/>
-              </w:rPr>
-            </w:pPr>
-            <w:r>
-              <w:rPr>
-                <w:sz w:val="20"/>
-                <w:szCs w:val="20"/>
-              </w:rPr>
-              <w:t>B.S. Information</w:t>
-            </w:r>
-            <w:r>
-              <w:rPr>
-                <w:sz w:val="20"/>
-                <w:szCs w:val="20"/>
-              </w:rPr>
-              <w:t xml:space="preserve"> </w:t>
-            </w:r>
-            <w:r>
-              <w:rPr>
-                <w:sz w:val="20"/>
-                <w:szCs w:val="20"/>
-              </w:rPr>
-              <w:t>Systems Technology,</w:t>
-            </w:r>
-            <w:r>
-              <w:rPr>
-                <w:sz w:val="20"/>
-                <w:szCs w:val="20"/>
-              </w:rPr>
-              <w:t xml:space="preserve"> </w:t>
-            </w:r>
-            <w:r>
-              <w:rPr>
-                <w:sz w:val="20"/>
-                <w:szCs w:val="20"/>
-              </w:rPr>
-              <w:t>University of Houston</w:t>
-            </w:r>
-          </w:p>
-          <w:p>
-            <w:pPr>
-              <w:spacing w:after="0" w:line="240" w:lineRule="auto"/>
               <w:jc w:val="right"/>
             </w:pPr>
           </w:p>
@@ -1928,13 +1677,971 @@
     </w:tbl>
     <w:p>
       <w:pPr>
-        <w:spacing w:after="0" w:line="240" w:lineRule="auto"/>
+        <w:pBdr>
+          <w:bottom w:val="single" w:sz="4" w:space="1" w:color="808080"/>
+        </w:pBdr>
         <w:rPr>
           <w:b/>
-          <w:sz w:val="2"/>
-          <w:szCs w:val="2"/>
-        </w:rPr>
-      </w:pPr>
+          <w:bCs/>
+          <w:sz w:val="28"/>
+          <w:szCs w:val="28"/>
+        </w:rPr>
+      </w:pPr>
+      <w:r>
+        <w:rPr>
+          <w:b/>
+          <w:bCs/>
+          <w:sz w:val="16"/>
+          <w:szCs w:val="16"/>
+        </w:rPr>
+        <w:lastRenderedPageBreak/>
+        <w:br/>
+      </w:r>
+      <w:r>
+        <w:rPr>
+          <w:b/>
+          <w:bCs/>
+          <w:sz w:val="28"/>
+          <w:szCs w:val="28"/>
+        </w:rPr>
+        <w:t xml:space="preserve">PREVIOUS </w:t>
+      </w:r>
+      <w:r>
+        <w:rPr>
+          <w:b/>
+          <w:bCs/>
+          <w:sz w:val="28"/>
+          <w:szCs w:val="28"/>
+        </w:rPr>
+        <w:t>EXPERIENCE</w:t>
+      </w:r>
+    </w:p>
+    <w:p>
+      <w:pPr>
+        <w:rPr>
+          <w:b/>
+          <w:sz w:val="16"/>
+          <w:szCs w:val="16"/>
+        </w:rPr>
+      </w:pPr>
+    </w:p>
+    <w:p>
+      <w:pPr>
+        <w:rPr>
+          <w:b/>
+          <w:bCs/>
+          <w:sz w:val="20"/>
+          <w:szCs w:val="20"/>
+        </w:rPr>
+      </w:pPr>
+      <w:r>
+        <w:rPr>
+          <w:b/>
+          <w:bCs/>
+          <w:sz w:val="20"/>
+          <w:szCs w:val="20"/>
+        </w:rPr>
+        <w:t xml:space="preserve">Senior UX Architect, </w:t>
+      </w:r>
+      <w:proofErr w:type="spellStart"/>
+      <w:proofErr w:type="gramStart"/>
+      <w:r>
+        <w:rPr>
+          <w:b/>
+          <w:bCs/>
+          <w:sz w:val="20"/>
+          <w:szCs w:val="20"/>
+        </w:rPr>
+        <w:t>J.Hilburn</w:t>
+      </w:r>
+      <w:proofErr w:type="spellEnd"/>
+      <w:proofErr w:type="gramEnd"/>
+      <w:r>
+        <w:rPr>
+          <w:b/>
+          <w:bCs/>
+          <w:sz w:val="20"/>
+          <w:szCs w:val="20"/>
+        </w:rPr>
+        <w:t xml:space="preserve">, </w:t>
+      </w:r>
+      <w:r>
+        <w:rPr>
+          <w:sz w:val="20"/>
+          <w:szCs w:val="20"/>
+        </w:rPr>
+        <w:t>Dallas, Texas</w:t>
+      </w:r>
+    </w:p>
+    <w:p>
+      <w:pPr>
+        <w:rPr>
+          <w:b/>
+          <w:bCs/>
+          <w:sz w:val="20"/>
+          <w:szCs w:val="20"/>
+        </w:rPr>
+      </w:pPr>
+      <w:r>
+        <w:rPr>
+          <w:b/>
+          <w:bCs/>
+          <w:sz w:val="20"/>
+          <w:szCs w:val="20"/>
+        </w:rPr>
+        <w:t xml:space="preserve">UX Designer/Usability Advisor, </w:t>
+      </w:r>
+      <w:proofErr w:type="spellStart"/>
+      <w:r>
+        <w:rPr>
+          <w:b/>
+          <w:bCs/>
+          <w:sz w:val="20"/>
+          <w:szCs w:val="20"/>
+        </w:rPr>
+        <w:t>AustinCSI</w:t>
+      </w:r>
+      <w:proofErr w:type="spellEnd"/>
+      <w:r>
+        <w:rPr>
+          <w:b/>
+          <w:bCs/>
+          <w:sz w:val="20"/>
+          <w:szCs w:val="20"/>
+        </w:rPr>
+        <w:t xml:space="preserve"> Consulting (AT&amp;T),</w:t>
+      </w:r>
+      <w:r>
+        <w:rPr>
+          <w:sz w:val="20"/>
+          <w:szCs w:val="20"/>
+        </w:rPr>
+        <w:t xml:space="preserve"> Dallas, Texas</w:t>
+      </w:r>
+    </w:p>
+    <w:p>
+      <w:pPr>
+        <w:rPr>
+          <w:b/>
+          <w:bCs/>
+          <w:sz w:val="20"/>
+          <w:szCs w:val="20"/>
+        </w:rPr>
+      </w:pPr>
+      <w:r>
+        <w:rPr>
+          <w:b/>
+          <w:bCs/>
+          <w:sz w:val="20"/>
+          <w:szCs w:val="20"/>
+        </w:rPr>
+        <w:t xml:space="preserve">UX </w:t>
+      </w:r>
+      <w:r>
+        <w:rPr>
+          <w:b/>
+          <w:bCs/>
+          <w:sz w:val="20"/>
+          <w:szCs w:val="20"/>
+        </w:rPr>
+        <w:t>Research Analyst</w:t>
+      </w:r>
+      <w:r>
+        <w:rPr>
+          <w:b/>
+          <w:bCs/>
+          <w:sz w:val="20"/>
+          <w:szCs w:val="20"/>
+        </w:rPr>
+        <w:t xml:space="preserve">, </w:t>
+      </w:r>
+      <w:r>
+        <w:rPr>
+          <w:b/>
+          <w:bCs/>
+          <w:sz w:val="20"/>
+          <w:szCs w:val="20"/>
+        </w:rPr>
+        <w:t>AT&amp;T</w:t>
+      </w:r>
+      <w:r>
+        <w:rPr>
+          <w:b/>
+          <w:bCs/>
+          <w:sz w:val="20"/>
+          <w:szCs w:val="20"/>
+        </w:rPr>
+        <w:t>,</w:t>
+      </w:r>
+      <w:r>
+        <w:rPr>
+          <w:sz w:val="20"/>
+          <w:szCs w:val="20"/>
+        </w:rPr>
+        <w:t xml:space="preserve"> Dallas, Texas</w:t>
+      </w:r>
+    </w:p>
+    <w:p>
+      <w:pPr>
+        <w:rPr>
+          <w:sz w:val="20"/>
+          <w:szCs w:val="20"/>
+        </w:rPr>
+      </w:pPr>
+      <w:r>
+        <w:rPr>
+          <w:b/>
+          <w:bCs/>
+          <w:sz w:val="20"/>
+          <w:szCs w:val="20"/>
+        </w:rPr>
+        <w:t>UX Consultant, Slalom Consulting,</w:t>
+      </w:r>
+      <w:r>
+        <w:rPr>
+          <w:sz w:val="20"/>
+          <w:szCs w:val="20"/>
+        </w:rPr>
+        <w:t xml:space="preserve"> Dallas, Texas</w:t>
+      </w:r>
+    </w:p>
+    <w:p>
+      <w:pPr>
+        <w:rPr>
+          <w:b/>
+          <w:bCs/>
+          <w:sz w:val="20"/>
+          <w:szCs w:val="20"/>
+        </w:rPr>
+      </w:pPr>
+      <w:r>
+        <w:rPr>
+          <w:b/>
+          <w:bCs/>
+          <w:sz w:val="20"/>
+          <w:szCs w:val="20"/>
+        </w:rPr>
+        <w:t>UX Lead Designer</w:t>
+      </w:r>
+      <w:r>
+        <w:rPr>
+          <w:sz w:val="20"/>
+          <w:szCs w:val="20"/>
+        </w:rPr>
+        <w:t xml:space="preserve">, </w:t>
+      </w:r>
+      <w:proofErr w:type="spellStart"/>
+      <w:r>
+        <w:rPr>
+          <w:b/>
+          <w:bCs/>
+          <w:sz w:val="20"/>
+          <w:szCs w:val="20"/>
+        </w:rPr>
+        <w:t>ThinkFinance</w:t>
+      </w:r>
+      <w:proofErr w:type="spellEnd"/>
+      <w:r>
+        <w:rPr>
+          <w:b/>
+          <w:bCs/>
+          <w:sz w:val="20"/>
+          <w:szCs w:val="20"/>
+        </w:rPr>
+        <w:t xml:space="preserve"> (Presta.com)</w:t>
+      </w:r>
+      <w:r>
+        <w:rPr>
+          <w:sz w:val="20"/>
+          <w:szCs w:val="20"/>
+        </w:rPr>
+        <w:t>, Fort Worth, Texas</w:t>
+      </w:r>
+    </w:p>
+    <w:p>
+      <w:pPr>
+        <w:rPr>
+          <w:b/>
+          <w:bCs/>
+          <w:sz w:val="20"/>
+          <w:szCs w:val="20"/>
+        </w:rPr>
+      </w:pPr>
+      <w:r>
+        <w:rPr>
+          <w:b/>
+          <w:bCs/>
+          <w:sz w:val="20"/>
+          <w:szCs w:val="20"/>
+        </w:rPr>
+        <w:t>Senior User Experience Designer</w:t>
+      </w:r>
+      <w:r>
+        <w:rPr>
+          <w:sz w:val="20"/>
+          <w:szCs w:val="20"/>
+        </w:rPr>
+        <w:t>,</w:t>
+      </w:r>
+      <w:r>
+        <w:rPr>
+          <w:b/>
+          <w:bCs/>
+          <w:sz w:val="20"/>
+          <w:szCs w:val="20"/>
+        </w:rPr>
+        <w:t xml:space="preserve"> Sabre Travel Network</w:t>
+      </w:r>
+      <w:r>
+        <w:rPr>
+          <w:sz w:val="20"/>
+          <w:szCs w:val="20"/>
+        </w:rPr>
+        <w:t>, Southlake, Texas</w:t>
+      </w:r>
+    </w:p>
+    <w:p>
+      <w:pPr>
+        <w:rPr>
+          <w:b/>
+          <w:bCs/>
+          <w:sz w:val="20"/>
+          <w:szCs w:val="20"/>
+        </w:rPr>
+      </w:pPr>
+      <w:r>
+        <w:rPr>
+          <w:b/>
+          <w:bCs/>
+          <w:sz w:val="20"/>
+          <w:szCs w:val="20"/>
+        </w:rPr>
+        <w:t>User Experience Consultant, Wipro Consulting</w:t>
+      </w:r>
+      <w:r>
+        <w:rPr>
+          <w:sz w:val="20"/>
+          <w:szCs w:val="20"/>
+        </w:rPr>
+        <w:t>, Bedford, Texas</w:t>
+      </w:r>
+    </w:p>
+    <w:p>
+      <w:pPr>
+        <w:rPr>
+          <w:sz w:val="20"/>
+          <w:szCs w:val="20"/>
+        </w:rPr>
+      </w:pPr>
+      <w:r>
+        <w:rPr>
+          <w:b/>
+          <w:bCs/>
+          <w:sz w:val="20"/>
+          <w:szCs w:val="20"/>
+        </w:rPr>
+        <w:t>Information Architect (Contract), Verizon</w:t>
+      </w:r>
+      <w:r>
+        <w:rPr>
+          <w:sz w:val="20"/>
+          <w:szCs w:val="20"/>
+        </w:rPr>
+        <w:t>, Irving, Texas</w:t>
+      </w:r>
+    </w:p>
+    <w:p>
+      <w:pPr>
+        <w:rPr>
+          <w:sz w:val="20"/>
+          <w:szCs w:val="20"/>
+        </w:rPr>
+      </w:pPr>
+      <w:r>
+        <w:rPr>
+          <w:b/>
+          <w:bCs/>
+          <w:sz w:val="20"/>
+          <w:szCs w:val="20"/>
+        </w:rPr>
+        <w:t>Information Architect (Consultant), Web Core Technologies</w:t>
+      </w:r>
+      <w:r>
+        <w:rPr>
+          <w:sz w:val="20"/>
+          <w:szCs w:val="20"/>
+        </w:rPr>
+        <w:t>, Austin, Texas</w:t>
+      </w:r>
+    </w:p>
+    <w:p>
+      <w:pPr>
+        <w:rPr>
+          <w:sz w:val="20"/>
+          <w:szCs w:val="20"/>
+        </w:rPr>
+      </w:pPr>
+      <w:r>
+        <w:rPr>
+          <w:b/>
+          <w:bCs/>
+          <w:sz w:val="20"/>
+          <w:szCs w:val="20"/>
+        </w:rPr>
+        <w:t>Interactive Web Developer, RMG Connect</w:t>
+      </w:r>
+      <w:r>
+        <w:rPr>
+          <w:sz w:val="20"/>
+          <w:szCs w:val="20"/>
+        </w:rPr>
+        <w:t>, Irving, Texas</w:t>
+      </w:r>
+    </w:p>
+    <w:p>
+      <w:pPr>
+        <w:rPr>
+          <w:sz w:val="20"/>
+          <w:szCs w:val="20"/>
+        </w:rPr>
+      </w:pPr>
+      <w:r>
+        <w:rPr>
+          <w:b/>
+          <w:bCs/>
+          <w:sz w:val="20"/>
+          <w:szCs w:val="20"/>
+        </w:rPr>
+        <w:t>Web Production Specialist (Contract), Susan G. Komen for the Cure</w:t>
+      </w:r>
+      <w:r>
+        <w:rPr>
+          <w:sz w:val="20"/>
+          <w:szCs w:val="20"/>
+        </w:rPr>
+        <w:t>, Dallas, Texas</w:t>
+      </w:r>
+    </w:p>
+    <w:p>
+      <w:pPr>
+        <w:rPr>
+          <w:sz w:val="20"/>
+          <w:szCs w:val="20"/>
+        </w:rPr>
+      </w:pPr>
+      <w:r>
+        <w:rPr>
+          <w:b/>
+          <w:bCs/>
+          <w:sz w:val="20"/>
+          <w:szCs w:val="20"/>
+        </w:rPr>
+        <w:t>Web Graphic Designer, The First American Corporation</w:t>
+      </w:r>
+      <w:r>
+        <w:rPr>
+          <w:sz w:val="20"/>
+          <w:szCs w:val="20"/>
+        </w:rPr>
+        <w:t>, Westlake, Texas</w:t>
+      </w:r>
+    </w:p>
+    <w:p>
+      <w:pPr>
+        <w:rPr>
+          <w:sz w:val="20"/>
+          <w:szCs w:val="20"/>
+        </w:rPr>
+      </w:pPr>
+      <w:r>
+        <w:rPr>
+          <w:b/>
+          <w:bCs/>
+          <w:sz w:val="20"/>
+          <w:szCs w:val="20"/>
+        </w:rPr>
+        <w:t xml:space="preserve">Webmaster, </w:t>
+      </w:r>
+      <w:proofErr w:type="spellStart"/>
+      <w:r>
+        <w:rPr>
+          <w:b/>
+          <w:bCs/>
+          <w:sz w:val="20"/>
+          <w:szCs w:val="20"/>
+        </w:rPr>
+        <w:t>TECSys</w:t>
+      </w:r>
+      <w:proofErr w:type="spellEnd"/>
+      <w:r>
+        <w:rPr>
+          <w:b/>
+          <w:bCs/>
+          <w:sz w:val="20"/>
+          <w:szCs w:val="20"/>
+        </w:rPr>
+        <w:t xml:space="preserve"> Development, Inc.</w:t>
+      </w:r>
+      <w:r>
+        <w:rPr>
+          <w:sz w:val="20"/>
+          <w:szCs w:val="20"/>
+        </w:rPr>
+        <w:t>, Plano, Texas</w:t>
+      </w:r>
+    </w:p>
+    <w:p>
+      <w:pPr>
+        <w:rPr>
+          <w:b/>
+          <w:bCs/>
+          <w:sz w:val="20"/>
+          <w:szCs w:val="20"/>
+        </w:rPr>
+      </w:pPr>
+      <w:r>
+        <w:rPr>
+          <w:b/>
+          <w:bCs/>
+          <w:sz w:val="20"/>
+          <w:szCs w:val="20"/>
+        </w:rPr>
+        <w:t>Web Developer 2, University of Houston</w:t>
+      </w:r>
+      <w:r>
+        <w:rPr>
+          <w:sz w:val="20"/>
+          <w:szCs w:val="20"/>
+        </w:rPr>
+        <w:t>, Houston, Texas</w:t>
+      </w:r>
+    </w:p>
+    <w:p>
+      <w:pPr>
+        <w:rPr>
+          <w:sz w:val="16"/>
+          <w:szCs w:val="16"/>
+        </w:rPr>
+      </w:pPr>
+    </w:p>
+    <w:p>
+      <w:pPr>
+        <w:pBdr>
+          <w:bottom w:val="single" w:sz="4" w:space="1" w:color="808080"/>
+        </w:pBdr>
+        <w:rPr>
+          <w:b/>
+          <w:bCs/>
+          <w:sz w:val="28"/>
+          <w:szCs w:val="28"/>
+        </w:rPr>
+      </w:pPr>
+      <w:r>
+        <w:rPr>
+          <w:b/>
+          <w:bCs/>
+          <w:sz w:val="28"/>
+          <w:szCs w:val="28"/>
+        </w:rPr>
+        <w:t>ACTIVITIES &amp; AWARDS</w:t>
+      </w:r>
+    </w:p>
+    <w:p>
+      <w:pPr>
+        <w:rPr>
+          <w:sz w:val="16"/>
+          <w:szCs w:val="16"/>
+        </w:rPr>
+      </w:pPr>
+    </w:p>
+    <w:p>
+      <w:pPr>
+        <w:ind w:left="90" w:hanging="90"/>
+      </w:pPr>
+      <w:r>
+        <w:t xml:space="preserve">- Member - </w:t>
+      </w:r>
+      <w:r>
+        <w:rPr>
+          <w:rFonts w:cs="Arial"/>
+          <w:color w:val="000000" w:themeColor="text1"/>
+        </w:rPr>
+        <w:t xml:space="preserve">Usability Professionals Association, Information Architecture Institute, Refresh Dallas, Interaction Design Association, </w:t>
+      </w:r>
+      <w:r>
+        <w:t>Human Factors International</w:t>
+      </w:r>
+    </w:p>
+    <w:p>
+      <w:r>
+        <w:t>- Nominated for Employee of the year/Awarded for project development - University of Houston</w:t>
+      </w:r>
+    </w:p>
+    <w:p>
+      <w:r>
+        <w:t>- Nominated for the Director’s Award – American Airlines</w:t>
+      </w:r>
+    </w:p>
+    <w:p>
+      <w:pPr>
+        <w:rPr>
+          <w:sz w:val="16"/>
+          <w:szCs w:val="16"/>
+        </w:rPr>
+      </w:pPr>
+    </w:p>
+    <w:p>
+      <w:pPr>
+        <w:pBdr>
+          <w:bottom w:val="single" w:sz="4" w:space="1" w:color="808080"/>
+        </w:pBdr>
+        <w:rPr>
+          <w:b/>
+          <w:bCs/>
+          <w:sz w:val="28"/>
+          <w:szCs w:val="28"/>
+        </w:rPr>
+      </w:pPr>
+      <w:r>
+        <w:rPr>
+          <w:b/>
+          <w:bCs/>
+          <w:sz w:val="28"/>
+          <w:szCs w:val="28"/>
+        </w:rPr>
+        <w:t>EDUCATION</w:t>
+      </w:r>
+    </w:p>
+    <w:p>
+      <w:pPr>
+        <w:rPr>
+          <w:sz w:val="16"/>
+          <w:szCs w:val="16"/>
+        </w:rPr>
+      </w:pPr>
+    </w:p>
+    <w:p>
+      <w:r>
+        <w:rPr>
+          <w:b/>
+          <w:bCs/>
+          <w:sz w:val="26"/>
+          <w:szCs w:val="26"/>
+        </w:rPr>
+        <w:t>Bachelor of Science in Information Systems Techn</w:t>
+      </w:r>
+      <w:r>
+        <w:rPr>
+          <w:b/>
+          <w:bCs/>
+          <w:sz w:val="26"/>
+          <w:szCs w:val="26"/>
+        </w:rPr>
+        <w:t>ology</w:t>
+      </w:r>
+    </w:p>
+    <w:p>
+      <w:r>
+        <w:rPr>
+          <w:b/>
+          <w:bCs/>
+        </w:rPr>
+        <w:t>University of Houston</w:t>
+      </w:r>
+      <w:r>
+        <w:t>, Houston, Texas</w:t>
+      </w:r>
+    </w:p>
+    <w:p>
+      <w:r>
+        <w:rPr>
+          <w:rFonts w:cs="Arial"/>
+          <w:color w:val="000000" w:themeColor="text1"/>
+        </w:rPr>
+        <w:t>Summa cum Laude</w:t>
+      </w:r>
+    </w:p>
+    <w:p>
+      <w:pPr>
+        <w:tabs>
+          <w:tab w:val="right" w:pos="9360"/>
+        </w:tabs>
+        <w:rPr>
+          <w:rFonts w:cs="Arial"/>
+          <w:color w:val="000000" w:themeColor="text1"/>
+        </w:rPr>
+      </w:pPr>
+      <w:r>
+        <w:rPr>
+          <w:rFonts w:cs="Arial"/>
+          <w:color w:val="000000" w:themeColor="text1"/>
+        </w:rPr>
+        <w:t xml:space="preserve">Minor in Graphic Communications Technology; Dean’s List (4 years), Delphian Society (Awarded Delphian of the Year for 4.0 GPA), Golden Key and Alpha Lambda Delta Phi </w:t>
+      </w:r>
+      <w:proofErr w:type="spellStart"/>
+      <w:r>
+        <w:rPr>
+          <w:rFonts w:cs="Arial"/>
+          <w:color w:val="000000" w:themeColor="text1"/>
+        </w:rPr>
+        <w:t>Eta</w:t>
+      </w:r>
+      <w:proofErr w:type="spellEnd"/>
+      <w:r>
+        <w:rPr>
+          <w:rFonts w:cs="Arial"/>
+          <w:color w:val="000000" w:themeColor="text1"/>
+        </w:rPr>
+        <w:t xml:space="preserve"> Sigma Honor Societies, Student Speaker and Banner Bearer for College of Technology Convocation</w:t>
+      </w:r>
+    </w:p>
+    <w:p>
+      <w:pPr>
+        <w:tabs>
+          <w:tab w:val="right" w:pos="9360"/>
+        </w:tabs>
+      </w:pPr>
+      <w:r>
+        <w:rPr>
+          <w:rFonts w:cs="Arial"/>
+          <w:color w:val="000000" w:themeColor="text1"/>
+        </w:rPr>
+        <w:t>Served as a Technology Instructor and Computer Lab Assistant</w:t>
+      </w:r>
+    </w:p>
+    <w:p>
+      <w:pPr>
+        <w:rPr>
+          <w:b/>
+          <w:sz w:val="16"/>
+          <w:szCs w:val="16"/>
+        </w:rPr>
+      </w:pPr>
+    </w:p>
+    <w:p>
+      <w:pPr>
+        <w:tabs>
+          <w:tab w:val="right" w:pos="9360"/>
+        </w:tabs>
+        <w:rPr>
+          <w:rFonts w:cs="Arial"/>
+          <w:color w:val="000000" w:themeColor="text1"/>
+        </w:rPr>
+      </w:pPr>
+      <w:r>
+        <w:rPr>
+          <w:rFonts w:cs="Arial"/>
+          <w:b/>
+          <w:bCs/>
+          <w:color w:val="000000" w:themeColor="text1"/>
+        </w:rPr>
+        <w:t>Professional Training:</w:t>
+      </w:r>
+    </w:p>
+    <w:p>
+      <w:r>
+        <w:t xml:space="preserve">Designing and Building AI Products and Services, MIT </w:t>
+      </w:r>
+      <w:proofErr w:type="spellStart"/>
+      <w:r>
+        <w:t>xPRO</w:t>
+      </w:r>
+      <w:proofErr w:type="spellEnd"/>
+      <w:r>
+        <w:t xml:space="preserve"> (In Progress)</w:t>
+      </w:r>
+    </w:p>
+    <w:p>
+      <w:pPr>
+        <w:rPr>
+          <w:rFonts w:cs="Arial"/>
+          <w:color w:val="000000" w:themeColor="text1"/>
+        </w:rPr>
+      </w:pPr>
+      <w:hyperlink r:id="rId7" w:history="1">
+        <w:r>
+          <w:rPr>
+            <w:rStyle w:val="Hyperlink"/>
+            <w:rFonts w:cs="Arial"/>
+          </w:rPr>
+          <w:t>Continuous Product Design Certified</w:t>
+        </w:r>
+      </w:hyperlink>
+      <w:r>
+        <w:rPr>
+          <w:rFonts w:cs="Arial"/>
+          <w:color w:val="000000" w:themeColor="text1"/>
+        </w:rPr>
+        <w:t>, Quantum Metric</w:t>
+      </w:r>
+    </w:p>
+    <w:p>
+      <w:pPr>
+        <w:rPr>
+          <w:rFonts w:cs="Arial"/>
+          <w:color w:val="000000"/>
+        </w:rPr>
+      </w:pPr>
+      <w:hyperlink r:id="rId8" w:history="1">
+        <w:r>
+          <w:rPr>
+            <w:rStyle w:val="Hyperlink"/>
+            <w:rFonts w:cs="Arial"/>
+          </w:rPr>
+          <w:t>Certified Facilitator for Human-Centered Design</w:t>
+        </w:r>
+      </w:hyperlink>
+      <w:r>
+        <w:rPr>
+          <w:rFonts w:cs="Arial"/>
+          <w:color w:val="000000"/>
+        </w:rPr>
+        <w:t xml:space="preserve"> and</w:t>
+      </w:r>
+      <w:r>
+        <w:rPr>
+          <w:rFonts w:cs="Arial"/>
+          <w:color w:val="000000"/>
+        </w:rPr>
+        <w:t xml:space="preserve"> </w:t>
+      </w:r>
+      <w:hyperlink r:id="rId9" w:history="1">
+        <w:proofErr w:type="spellStart"/>
+        <w:r>
+          <w:rPr>
+            <w:rStyle w:val="Hyperlink"/>
+            <w:rFonts w:cs="Arial"/>
+          </w:rPr>
+          <w:t>Practicioner</w:t>
+        </w:r>
+        <w:proofErr w:type="spellEnd"/>
+        <w:r>
+          <w:rPr>
+            <w:rStyle w:val="Hyperlink"/>
+            <w:rFonts w:cs="Arial"/>
+          </w:rPr>
+          <w:t xml:space="preserve"> Certified</w:t>
+        </w:r>
+      </w:hyperlink>
+      <w:r>
+        <w:rPr>
+          <w:rFonts w:cs="Arial"/>
+          <w:color w:val="000000"/>
+        </w:rPr>
+        <w:t>, LUMA</w:t>
+      </w:r>
+    </w:p>
+    <w:p>
+      <w:pPr>
+        <w:rPr>
+          <w:rFonts w:cs="Arial"/>
+          <w:color w:val="000000"/>
+        </w:rPr>
+      </w:pPr>
+      <w:hyperlink r:id="rId10" w:anchor="!/courses/design-kit-2019-3/statements/1939553" w:history="1">
+        <w:r>
+          <w:rPr>
+            <w:rStyle w:val="Hyperlink"/>
+            <w:rFonts w:cs="Arial"/>
+          </w:rPr>
+          <w:t>Design Kit: The Course for Human-Centered Design</w:t>
+        </w:r>
+      </w:hyperlink>
+      <w:r>
+        <w:rPr>
+          <w:rFonts w:cs="Arial"/>
+          <w:color w:val="000000"/>
+        </w:rPr>
+        <w:t>, IDEO.org</w:t>
+      </w:r>
+    </w:p>
+    <w:p>
+      <w:pPr>
+        <w:rPr>
+          <w:rFonts w:cs="Arial"/>
+          <w:color w:val="000000"/>
+          <w:sz w:val="16"/>
+          <w:szCs w:val="16"/>
+        </w:rPr>
+      </w:pPr>
+      <w:hyperlink r:id="rId11" w:history="1">
+        <w:r>
+          <w:rPr>
+            <w:rStyle w:val="Hyperlink"/>
+            <w:rFonts w:cs="Arial"/>
+          </w:rPr>
+          <w:t>Enterprise Design Thinking Practitioner</w:t>
+        </w:r>
+      </w:hyperlink>
+      <w:r>
+        <w:rPr>
+          <w:rFonts w:cs="Arial"/>
+          <w:color w:val="000000"/>
+        </w:rPr>
+        <w:t>, IBM</w:t>
+      </w:r>
+      <w:r>
+        <w:rPr>
+          <w:rFonts w:cs="Arial"/>
+          <w:color w:val="000000"/>
+        </w:rPr>
+        <w:br/>
+      </w:r>
+    </w:p>
+    <w:p>
+      <w:pPr>
+        <w:rPr>
+          <w:b/>
+          <w:bCs/>
+          <w:sz w:val="28"/>
+          <w:szCs w:val="28"/>
+        </w:rPr>
+      </w:pPr>
+      <w:r>
+        <w:rPr>
+          <w:b/>
+          <w:bCs/>
+          <w:sz w:val="28"/>
+          <w:szCs w:val="28"/>
+        </w:rPr>
+        <w:t>ONLINE SITES</w:t>
+      </w:r>
+    </w:p>
+    <w:p>
+      <w:pPr>
+        <w:tabs>
+          <w:tab w:val="right" w:pos="9360"/>
+        </w:tabs>
+        <w:spacing w:before="40" w:after="40"/>
+        <w:rPr>
+          <w:rFonts w:asciiTheme="minorHAnsi" w:eastAsiaTheme="minorEastAsia" w:hAnsiTheme="minorHAnsi" w:cstheme="minorBidi"/>
+          <w:color w:val="0000FF"/>
+          <w:u w:val="single"/>
+        </w:rPr>
+      </w:pPr>
+      <w:r>
+        <w:rPr>
+          <w:rFonts w:asciiTheme="minorHAnsi" w:eastAsiaTheme="minorEastAsia" w:hAnsiTheme="minorHAnsi" w:cstheme="minorBidi"/>
+          <w:b/>
+          <w:bCs/>
+        </w:rPr>
+        <w:t>Website</w:t>
+      </w:r>
+      <w:r>
+        <w:rPr>
+          <w:rFonts w:asciiTheme="minorHAnsi" w:eastAsiaTheme="minorEastAsia" w:hAnsiTheme="minorHAnsi" w:cstheme="minorBidi"/>
+        </w:rPr>
+        <w:t xml:space="preserve">:  </w:t>
+      </w:r>
+      <w:hyperlink r:id="rId12" w:history="1">
+        <w:r>
+          <w:rPr>
+            <w:rStyle w:val="Hyperlink"/>
+            <w:rFonts w:asciiTheme="minorHAnsi" w:eastAsiaTheme="minorEastAsia" w:hAnsiTheme="minorHAnsi" w:cstheme="minorBidi"/>
+          </w:rPr>
+          <w:t>http://www.crystalmcdermott.com</w:t>
+        </w:r>
+      </w:hyperlink>
     </w:p>
     <w:sectPr>
       <w:pgSz w:w="12240" w:h="15840"/>
@@ -2959,9 +3666,122 @@
     </w:lvl>
   </w:abstractNum>
   <w:abstractNum w:abstractNumId="11" w15:restartNumberingAfterBreak="0">
+    <w:nsid w:val="45131CD6"/>
+    <w:multiLevelType w:val="hybridMultilevel"/>
+    <w:tmpl w:val="C5583EA4"/>
+    <w:lvl w:ilvl="0" w:tplc="04090001">
+      <w:start w:val="1"/>
+      <w:numFmt w:val="bullet"/>
+      <w:lvlText w:val=""/>
+      <w:lvlJc w:val="left"/>
+      <w:pPr>
+        <w:ind w:left="720" w:hanging="360"/>
+      </w:pPr>
+      <w:rPr>
+        <w:rFonts w:ascii="Symbol" w:hAnsi="Symbol" w:hint="default"/>
+      </w:rPr>
+    </w:lvl>
+    <w:lvl w:ilvl="1" w:tplc="04090003" w:tentative="1">
+      <w:start w:val="1"/>
+      <w:numFmt w:val="bullet"/>
+      <w:lvlText w:val="o"/>
+      <w:lvlJc w:val="left"/>
+      <w:pPr>
+        <w:ind w:left="1440" w:hanging="360"/>
+      </w:pPr>
+      <w:rPr>
+        <w:rFonts w:ascii="Courier New" w:hAnsi="Courier New" w:cs="Courier New" w:hint="default"/>
+      </w:rPr>
+    </w:lvl>
+    <w:lvl w:ilvl="2" w:tplc="04090005" w:tentative="1">
+      <w:start w:val="1"/>
+      <w:numFmt w:val="bullet"/>
+      <w:lvlText w:val=""/>
+      <w:lvlJc w:val="left"/>
+      <w:pPr>
+        <w:ind w:left="2160" w:hanging="360"/>
+      </w:pPr>
+      <w:rPr>
+        <w:rFonts w:ascii="Wingdings" w:hAnsi="Wingdings" w:hint="default"/>
+      </w:rPr>
+    </w:lvl>
+    <w:lvl w:ilvl="3" w:tplc="04090001" w:tentative="1">
+      <w:start w:val="1"/>
+      <w:numFmt w:val="bullet"/>
+      <w:lvlText w:val=""/>
+      <w:lvlJc w:val="left"/>
+      <w:pPr>
+        <w:ind w:left="2880" w:hanging="360"/>
+      </w:pPr>
+      <w:rPr>
+        <w:rFonts w:ascii="Symbol" w:hAnsi="Symbol" w:hint="default"/>
+      </w:rPr>
+    </w:lvl>
+    <w:lvl w:ilvl="4" w:tplc="04090003" w:tentative="1">
+      <w:start w:val="1"/>
+      <w:numFmt w:val="bullet"/>
+      <w:lvlText w:val="o"/>
+      <w:lvlJc w:val="left"/>
+      <w:pPr>
+        <w:ind w:left="3600" w:hanging="360"/>
+      </w:pPr>
+      <w:rPr>
+        <w:rFonts w:ascii="Courier New" w:hAnsi="Courier New" w:cs="Courier New" w:hint="default"/>
+      </w:rPr>
+    </w:lvl>
+    <w:lvl w:ilvl="5" w:tplc="04090005" w:tentative="1">
+      <w:start w:val="1"/>
+      <w:numFmt w:val="bullet"/>
+      <w:lvlText w:val=""/>
+      <w:lvlJc w:val="left"/>
+      <w:pPr>
+        <w:ind w:left="4320" w:hanging="360"/>
+      </w:pPr>
+      <w:rPr>
+        <w:rFonts w:ascii="Wingdings" w:hAnsi="Wingdings" w:hint="default"/>
+      </w:rPr>
+    </w:lvl>
+    <w:lvl w:ilvl="6" w:tplc="04090001" w:tentative="1">
+      <w:start w:val="1"/>
+      <w:numFmt w:val="bullet"/>
+      <w:lvlText w:val=""/>
+      <w:lvlJc w:val="left"/>
+      <w:pPr>
+        <w:ind w:left="5040" w:hanging="360"/>
+      </w:pPr>
+      <w:rPr>
+        <w:rFonts w:ascii="Symbol" w:hAnsi="Symbol" w:hint="default"/>
+      </w:rPr>
+    </w:lvl>
+    <w:lvl w:ilvl="7" w:tplc="04090003" w:tentative="1">
+      <w:start w:val="1"/>
+      <w:numFmt w:val="bullet"/>
+      <w:lvlText w:val="o"/>
+      <w:lvlJc w:val="left"/>
+      <w:pPr>
+        <w:ind w:left="5760" w:hanging="360"/>
+      </w:pPr>
+      <w:rPr>
+        <w:rFonts w:ascii="Courier New" w:hAnsi="Courier New" w:cs="Courier New" w:hint="default"/>
+      </w:rPr>
+    </w:lvl>
+    <w:lvl w:ilvl="8" w:tplc="04090005" w:tentative="1">
+      <w:start w:val="1"/>
+      <w:numFmt w:val="bullet"/>
+      <w:lvlText w:val=""/>
+      <w:lvlJc w:val="left"/>
+      <w:pPr>
+        <w:ind w:left="6480" w:hanging="360"/>
+      </w:pPr>
+      <w:rPr>
+        <w:rFonts w:ascii="Wingdings" w:hAnsi="Wingdings" w:hint="default"/>
+      </w:rPr>
+    </w:lvl>
+  </w:abstractNum>
+  <w:abstractNum w:abstractNumId="12" w15:restartNumberingAfterBreak="0">
     <w:nsid w:val="488E2E13"/>
     <w:multiLevelType w:val="hybridMultilevel"/>
-    <w:tmpl w:val="4E848D9C"/>
+    <w:tmpl w:val="B4665CF4"/>
     <w:lvl w:ilvl="0" w:tplc="04090001">
       <w:start w:val="1"/>
       <w:numFmt w:val="bullet"/>
@@ -3071,7 +3891,7 @@
       </w:rPr>
     </w:lvl>
   </w:abstractNum>
-  <w:abstractNum w:abstractNumId="12" w15:restartNumberingAfterBreak="0">
+  <w:abstractNum w:abstractNumId="13" w15:restartNumberingAfterBreak="0">
     <w:nsid w:val="4A804937"/>
     <w:multiLevelType w:val="hybridMultilevel"/>
     <w:tmpl w:val="07824C3A"/>
@@ -3184,7 +4004,7 @@
       </w:rPr>
     </w:lvl>
   </w:abstractNum>
-  <w:abstractNum w:abstractNumId="13" w15:restartNumberingAfterBreak="0">
+  <w:abstractNum w:abstractNumId="14" w15:restartNumberingAfterBreak="0">
     <w:nsid w:val="5E0103DF"/>
     <w:multiLevelType w:val="hybridMultilevel"/>
     <w:tmpl w:val="865C0F1A"/>
@@ -3295,7 +4115,7 @@
       </w:pPr>
     </w:lvl>
   </w:abstractNum>
-  <w:abstractNum w:abstractNumId="14" w15:restartNumberingAfterBreak="0">
+  <w:abstractNum w:abstractNumId="15" w15:restartNumberingAfterBreak="0">
     <w:nsid w:val="65204D0F"/>
     <w:multiLevelType w:val="hybridMultilevel"/>
     <w:tmpl w:val="148CAA64"/>
@@ -3406,7 +4226,7 @@
       </w:pPr>
     </w:lvl>
   </w:abstractNum>
-  <w:abstractNum w:abstractNumId="15" w15:restartNumberingAfterBreak="0">
+  <w:abstractNum w:abstractNumId="16" w15:restartNumberingAfterBreak="0">
     <w:nsid w:val="66760509"/>
     <w:multiLevelType w:val="hybridMultilevel"/>
     <w:tmpl w:val="74E63454"/>
@@ -3518,7 +4338,7 @@
       </w:rPr>
     </w:lvl>
   </w:abstractNum>
-  <w:abstractNum w:abstractNumId="16" w15:restartNumberingAfterBreak="0">
+  <w:abstractNum w:abstractNumId="17" w15:restartNumberingAfterBreak="0">
     <w:nsid w:val="68A719F9"/>
     <w:multiLevelType w:val="hybridMultilevel"/>
     <w:tmpl w:val="1B40ED16"/>
@@ -3604,7 +4424,7 @@
       </w:pPr>
     </w:lvl>
   </w:abstractNum>
-  <w:abstractNum w:abstractNumId="17" w15:restartNumberingAfterBreak="0">
+  <w:abstractNum w:abstractNumId="18" w15:restartNumberingAfterBreak="0">
     <w:nsid w:val="74C57EDE"/>
     <w:multiLevelType w:val="hybridMultilevel"/>
     <w:tmpl w:val="A134DF1C"/>
@@ -3717,7 +4537,7 @@
       </w:rPr>
     </w:lvl>
   </w:abstractNum>
-  <w:abstractNum w:abstractNumId="18" w15:restartNumberingAfterBreak="0">
+  <w:abstractNum w:abstractNumId="19" w15:restartNumberingAfterBreak="0">
     <w:nsid w:val="74D67808"/>
     <w:multiLevelType w:val="hybridMultilevel"/>
     <w:tmpl w:val="292837C0"/>
@@ -3828,7 +4648,156 @@
       </w:pPr>
     </w:lvl>
   </w:abstractNum>
-  <w:abstractNum w:abstractNumId="19" w15:restartNumberingAfterBreak="0">
+  <w:abstractNum w:abstractNumId="20" w15:restartNumberingAfterBreak="0">
+    <w:nsid w:val="79E17A52"/>
+    <w:multiLevelType w:val="multilevel"/>
+    <w:tmpl w:val="C658ABC4"/>
+    <w:lvl w:ilvl="0">
+      <w:start w:val="1"/>
+      <w:numFmt w:val="bullet"/>
+      <w:lvlText w:val=""/>
+      <w:lvlJc w:val="left"/>
+      <w:pPr>
+        <w:tabs>
+          <w:tab w:val="num" w:pos="720"/>
+        </w:tabs>
+        <w:ind w:left="720" w:hanging="360"/>
+      </w:pPr>
+      <w:rPr>
+        <w:rFonts w:ascii="Symbol" w:hAnsi="Symbol" w:hint="default"/>
+        <w:sz w:val="20"/>
+      </w:rPr>
+    </w:lvl>
+    <w:lvl w:ilvl="1" w:tentative="1">
+      <w:start w:val="1"/>
+      <w:numFmt w:val="bullet"/>
+      <w:lvlText w:val=""/>
+      <w:lvlJc w:val="left"/>
+      <w:pPr>
+        <w:tabs>
+          <w:tab w:val="num" w:pos="1440"/>
+        </w:tabs>
+        <w:ind w:left="1440" w:hanging="360"/>
+      </w:pPr>
+      <w:rPr>
+        <w:rFonts w:ascii="Symbol" w:hAnsi="Symbol" w:hint="default"/>
+        <w:sz w:val="20"/>
+      </w:rPr>
+    </w:lvl>
+    <w:lvl w:ilvl="2" w:tentative="1">
+      <w:start w:val="1"/>
+      <w:numFmt w:val="bullet"/>
+      <w:lvlText w:val=""/>
+      <w:lvlJc w:val="left"/>
+      <w:pPr>
+        <w:tabs>
+          <w:tab w:val="num" w:pos="2160"/>
+        </w:tabs>
+        <w:ind w:left="2160" w:hanging="360"/>
+      </w:pPr>
+      <w:rPr>
+        <w:rFonts w:ascii="Symbol" w:hAnsi="Symbol" w:hint="default"/>
+        <w:sz w:val="20"/>
+      </w:rPr>
+    </w:lvl>
+    <w:lvl w:ilvl="3" w:tentative="1">
+      <w:start w:val="1"/>
+      <w:numFmt w:val="bullet"/>
+      <w:lvlText w:val=""/>
+      <w:lvlJc w:val="left"/>
+      <w:pPr>
+        <w:tabs>
+          <w:tab w:val="num" w:pos="2880"/>
+        </w:tabs>
+        <w:ind w:left="2880" w:hanging="360"/>
+      </w:pPr>
+      <w:rPr>
+        <w:rFonts w:ascii="Symbol" w:hAnsi="Symbol" w:hint="default"/>
+        <w:sz w:val="20"/>
+      </w:rPr>
+    </w:lvl>
+    <w:lvl w:ilvl="4" w:tentative="1">
+      <w:start w:val="1"/>
+      <w:numFmt w:val="bullet"/>
+      <w:lvlText w:val=""/>
+      <w:lvlJc w:val="left"/>
+      <w:pPr>
+        <w:tabs>
+          <w:tab w:val="num" w:pos="3600"/>
+        </w:tabs>
+        <w:ind w:left="3600" w:hanging="360"/>
+      </w:pPr>
+      <w:rPr>
+        <w:rFonts w:ascii="Symbol" w:hAnsi="Symbol" w:hint="default"/>
+        <w:sz w:val="20"/>
+      </w:rPr>
+    </w:lvl>
+    <w:lvl w:ilvl="5" w:tentative="1">
+      <w:start w:val="1"/>
+      <w:numFmt w:val="bullet"/>
+      <w:lvlText w:val=""/>
+      <w:lvlJc w:val="left"/>
+      <w:pPr>
+        <w:tabs>
+          <w:tab w:val="num" w:pos="4320"/>
+        </w:tabs>
+        <w:ind w:left="4320" w:hanging="360"/>
+      </w:pPr>
+      <w:rPr>
+        <w:rFonts w:ascii="Symbol" w:hAnsi="Symbol" w:hint="default"/>
+        <w:sz w:val="20"/>
+      </w:rPr>
+    </w:lvl>
+    <w:lvl w:ilvl="6" w:tentative="1">
+      <w:start w:val="1"/>
+      <w:numFmt w:val="bullet"/>
+      <w:lvlText w:val=""/>
+      <w:lvlJc w:val="left"/>
+      <w:pPr>
+        <w:tabs>
+          <w:tab w:val="num" w:pos="5040"/>
+        </w:tabs>
+        <w:ind w:left="5040" w:hanging="360"/>
+      </w:pPr>
+      <w:rPr>
+        <w:rFonts w:ascii="Symbol" w:hAnsi="Symbol" w:hint="default"/>
+        <w:sz w:val="20"/>
+      </w:rPr>
+    </w:lvl>
+    <w:lvl w:ilvl="7" w:tentative="1">
+      <w:start w:val="1"/>
+      <w:numFmt w:val="bullet"/>
+      <w:lvlText w:val=""/>
+      <w:lvlJc w:val="left"/>
+      <w:pPr>
+        <w:tabs>
+          <w:tab w:val="num" w:pos="5760"/>
+        </w:tabs>
+        <w:ind w:left="5760" w:hanging="360"/>
+      </w:pPr>
+      <w:rPr>
+        <w:rFonts w:ascii="Symbol" w:hAnsi="Symbol" w:hint="default"/>
+        <w:sz w:val="20"/>
+      </w:rPr>
+    </w:lvl>
+    <w:lvl w:ilvl="8" w:tentative="1">
+      <w:start w:val="1"/>
+      <w:numFmt w:val="bullet"/>
+      <w:lvlText w:val=""/>
+      <w:lvlJc w:val="left"/>
+      <w:pPr>
+        <w:tabs>
+          <w:tab w:val="num" w:pos="6480"/>
+        </w:tabs>
+        <w:ind w:left="6480" w:hanging="360"/>
+      </w:pPr>
+      <w:rPr>
+        <w:rFonts w:ascii="Symbol" w:hAnsi="Symbol" w:hint="default"/>
+        <w:sz w:val="20"/>
+      </w:rPr>
+    </w:lvl>
+  </w:abstractNum>
+  <w:abstractNum w:abstractNumId="21" w15:restartNumberingAfterBreak="0">
     <w:nsid w:val="7BFF356A"/>
     <w:multiLevelType w:val="hybridMultilevel"/>
     <w:tmpl w:val="D62C125C"/>
@@ -3941,7 +4910,7 @@
       </w:rPr>
     </w:lvl>
   </w:abstractNum>
-  <w:abstractNum w:abstractNumId="20" w15:restartNumberingAfterBreak="0">
+  <w:abstractNum w:abstractNumId="22" w15:restartNumberingAfterBreak="0">
     <w:nsid w:val="7D8F2157"/>
     <w:multiLevelType w:val="hybridMultilevel"/>
     <w:tmpl w:val="63D41246"/>
@@ -4028,7 +4997,7 @@
       </w:pPr>
     </w:lvl>
   </w:abstractNum>
-  <w:abstractNum w:abstractNumId="21" w15:restartNumberingAfterBreak="0">
+  <w:abstractNum w:abstractNumId="23" w15:restartNumberingAfterBreak="0">
     <w:nsid w:val="7FD97763"/>
     <w:multiLevelType w:val="singleLevel"/>
     <w:tmpl w:val="D18C6CB6"/>
@@ -4044,10 +5013,10 @@
     </w:lvl>
   </w:abstractNum>
   <w:num w:numId="1" w16cid:durableId="1480458386">
-    <w:abstractNumId w:val="21"/>
+    <w:abstractNumId w:val="23"/>
   </w:num>
   <w:num w:numId="2" w16cid:durableId="1947810089">
-    <w:abstractNumId w:val="21"/>
+    <w:abstractNumId w:val="23"/>
     <w:lvlOverride w:ilvl="0">
       <w:lvl w:ilvl="0">
         <w:start w:val="2"/>
@@ -4062,7 +5031,7 @@
     </w:lvlOverride>
   </w:num>
   <w:num w:numId="3" w16cid:durableId="1661543286">
-    <w:abstractNumId w:val="21"/>
+    <w:abstractNumId w:val="23"/>
     <w:lvlOverride w:ilvl="0">
       <w:lvl w:ilvl="0">
         <w:start w:val="3"/>
@@ -4077,7 +5046,7 @@
     </w:lvlOverride>
   </w:num>
   <w:num w:numId="4" w16cid:durableId="1460538771">
-    <w:abstractNumId w:val="21"/>
+    <w:abstractNumId w:val="23"/>
     <w:lvlOverride w:ilvl="0">
       <w:lvl w:ilvl="0">
         <w:start w:val="4"/>
@@ -4092,7 +5061,7 @@
     </w:lvlOverride>
   </w:num>
   <w:num w:numId="5" w16cid:durableId="736516385">
-    <w:abstractNumId w:val="21"/>
+    <w:abstractNumId w:val="23"/>
     <w:lvlOverride w:ilvl="0">
       <w:lvl w:ilvl="0">
         <w:start w:val="5"/>
@@ -4107,19 +5076,19 @@
     </w:lvlOverride>
   </w:num>
   <w:num w:numId="6" w16cid:durableId="705495085">
-    <w:abstractNumId w:val="20"/>
+    <w:abstractNumId w:val="22"/>
   </w:num>
   <w:num w:numId="7" w16cid:durableId="1410036715">
     <w:abstractNumId w:val="10"/>
   </w:num>
   <w:num w:numId="8" w16cid:durableId="1997953648">
-    <w:abstractNumId w:val="14"/>
+    <w:abstractNumId w:val="15"/>
   </w:num>
   <w:num w:numId="9" w16cid:durableId="1117139839">
-    <w:abstractNumId w:val="16"/>
+    <w:abstractNumId w:val="17"/>
   </w:num>
   <w:num w:numId="10" w16cid:durableId="886794185">
-    <w:abstractNumId w:val="13"/>
+    <w:abstractNumId w:val="14"/>
   </w:num>
   <w:num w:numId="11" w16cid:durableId="1477918187">
     <w:abstractNumId w:val="8"/>
@@ -4155,7 +5124,7 @@
     </w:lvlOverride>
   </w:num>
   <w:num w:numId="14" w16cid:durableId="134763434">
-    <w:abstractNumId w:val="18"/>
+    <w:abstractNumId w:val="19"/>
   </w:num>
   <w:num w:numId="15" w16cid:durableId="857543823">
     <w:abstractNumId w:val="2"/>
@@ -4173,7 +5142,7 @@
     <w:abstractNumId w:val="0"/>
   </w:num>
   <w:num w:numId="20" w16cid:durableId="1363899549">
-    <w:abstractNumId w:val="12"/>
+    <w:abstractNumId w:val="13"/>
   </w:num>
   <w:num w:numId="21" w16cid:durableId="809327540">
     <w:abstractNumId w:val="3"/>
@@ -4182,18 +5151,24 @@
     <w:abstractNumId w:val="1"/>
   </w:num>
   <w:num w:numId="23" w16cid:durableId="1584026966">
-    <w:abstractNumId w:val="15"/>
+    <w:abstractNumId w:val="16"/>
   </w:num>
   <w:num w:numId="24" w16cid:durableId="1384251811">
     <w:abstractNumId w:val="7"/>
   </w:num>
   <w:num w:numId="25" w16cid:durableId="1293901828">
-    <w:abstractNumId w:val="19"/>
+    <w:abstractNumId w:val="21"/>
   </w:num>
   <w:num w:numId="26" w16cid:durableId="317269519">
-    <w:abstractNumId w:val="17"/>
+    <w:abstractNumId w:val="18"/>
   </w:num>
   <w:num w:numId="27" w16cid:durableId="477573739">
+    <w:abstractNumId w:val="12"/>
+  </w:num>
+  <w:num w:numId="28" w16cid:durableId="2039819548">
+    <w:abstractNumId w:val="20"/>
+  </w:num>
+  <w:num w:numId="29" w16cid:durableId="384335641">
     <w:abstractNumId w:val="11"/>
   </w:num>
 </w:numbering>
@@ -4583,9 +5558,6 @@
     <w:name w:val="Normal"/>
     <w:qFormat/>
     <w:rsid w:val="003033B5"/>
-    <w:pPr>
-      <w:spacing w:after="200" w:line="276" w:lineRule="auto"/>
-    </w:pPr>
     <w:rPr>
       <w:sz w:val="22"/>
       <w:szCs w:val="22"/>
@@ -4594,6 +5566,7 @@
   <w:style w:type="character" w:default="1" w:styleId="DefaultParagraphFont">
     <w:name w:val="Default Paragraph Font"/>
     <w:uiPriority w:val="1"/>
+    <w:semiHidden/>
     <w:unhideWhenUsed/>
   </w:style>
   <w:style w:type="table" w:default="1" w:styleId="TableNormal">
